--- a/Documents/Rind and Rosenberg_Supplementary_July2026_Revised.docx
+++ b/Documents/Rind and Rosenberg_Supplementary_July2026_Revised.docx
@@ -1,6 +1,6 @@
 
 <file path=word/document.xml><?xml version="1.0" encoding="utf-8"?>
-<w:document xmlns:wpc="http://schemas.microsoft.com/office/word/2010/wordprocessingCanvas" xmlns:cx="http://schemas.microsoft.com/office/drawing/2014/chartex" xmlns:cx1="http://schemas.microsoft.com/office/drawing/2015/9/8/chartex" xmlns:cx2="http://schemas.microsoft.com/office/drawing/2015/10/21/chartex" xmlns:cx3="http://schemas.microsoft.com/office/drawing/2016/5/9/chartex" xmlns:cx4="http://schemas.microsoft.com/office/drawing/2016/5/10/chartex" xmlns:cx5="http://schemas.microsoft.com/office/drawing/2016/5/11/chartex" xmlns:cx6="http://schemas.microsoft.com/office/drawing/2016/5/12/chartex" xmlns:cx7="http://schemas.microsoft.com/office/drawing/2016/5/13/chartex" xmlns:cx8="http://schemas.microsoft.com/office/drawing/2016/5/14/chartex" xmlns:mc="http://schemas.openxmlformats.org/markup-compatibility/2006" xmlns:aink="http://schemas.microsoft.com/office/drawing/2016/ink" xmlns:am3d="http://schemas.microsoft.com/office/drawing/2017/model3d" xmlns:o="urn:schemas-microsoft-com:office:office" xmlns:oel="http://schemas.microsoft.com/office/2019/extlst" xmlns:r="http://schemas.openxmlformats.org/officeDocument/2006/relationships" xmlns:m="http://schemas.openxmlformats.org/officeDocument/2006/math" xmlns:v="urn:schemas-microsoft-com:vml" xmlns:wp14="http://schemas.microsoft.com/office/word/2010/wordprocessingDrawing" xmlns:wp="http://schemas.openxmlformats.org/drawingml/2006/wordprocessingDrawing" xmlns:w10="urn:schemas-microsoft-com:office:word" xmlns:w="http://schemas.openxmlformats.org/wordprocessingml/2006/main" xmlns:w14="http://schemas.microsoft.com/office/word/2010/wordml" xmlns:w15="http://schemas.microsoft.com/office/word/2012/wordml" xmlns:w16cei="http://schemas.microsoft.com/office/word/2026/wordml/cei" xmlns:w16cex="http://schemas.microsoft.com/office/word/2018/wordml/cex" xmlns:w16cid="http://schemas.microsoft.com/office/word/2016/wordml/cid" xmlns:w16="http://schemas.microsoft.com/office/word/2018/wordml" xmlns:w16du="http://schemas.microsoft.com/office/word/2023/wordml/word16du" xmlns:w16sdtdh="http://schemas.microsoft.com/office/word/2020/wordml/sdtdatahash" xmlns:w16sdtfl="http://schemas.microsoft.com/office/word/2024/wordml/sdtformatlock" xmlns:w16se="http://schemas.microsoft.com/office/word/2015/wordml/symex" xmlns:wpg="http://schemas.microsoft.com/office/word/2010/wordprocessingGroup" xmlns:wpi="http://schemas.microsoft.com/office/word/2010/wordprocessingInk" xmlns:wne="http://schemas.microsoft.com/office/word/2006/wordml" xmlns:wps="http://schemas.microsoft.com/office/word/2010/wordprocessingShape" mc:Ignorable="w14 w15 w16se w16cid w16 w16cex w16sdtdh w16sdtfl w16du wp14">
+<w:document xmlns:wpc="http://schemas.microsoft.com/office/word/2010/wordprocessingCanvas" xmlns:cx="http://schemas.microsoft.com/office/drawing/2014/chartex" xmlns:cx1="http://schemas.microsoft.com/office/drawing/2015/9/8/chartex" xmlns:mc="http://schemas.openxmlformats.org/markup-compatibility/2006" xmlns:o="urn:schemas-microsoft-com:office:office" xmlns:r="http://schemas.openxmlformats.org/officeDocument/2006/relationships" xmlns:m="http://schemas.openxmlformats.org/officeDocument/2006/math" xmlns:v="urn:schemas-microsoft-com:vml" xmlns:wp14="http://schemas.microsoft.com/office/word/2010/wordprocessingDrawing" xmlns:wp="http://schemas.openxmlformats.org/drawingml/2006/wordprocessingDrawing" xmlns:w10="urn:schemas-microsoft-com:office:word" xmlns:w="http://schemas.openxmlformats.org/wordprocessingml/2006/main" xmlns:w14="http://schemas.microsoft.com/office/word/2010/wordml" xmlns:w15="http://schemas.microsoft.com/office/word/2012/wordml" xmlns:w16se="http://schemas.microsoft.com/office/word/2015/wordml/symex" xmlns:wpg="http://schemas.microsoft.com/office/word/2010/wordprocessingGroup" xmlns:wpi="http://schemas.microsoft.com/office/word/2010/wordprocessingInk" xmlns:wne="http://schemas.microsoft.com/office/word/2006/wordml" xmlns:wps="http://schemas.microsoft.com/office/word/2010/wordprocessingShape" mc:Ignorable="w14 w15 w16se wp14">
   <w:body>
     <w:p>
       <w:pPr>
@@ -126,6 +126,7 @@
       </w:r>
     </w:p>
     <w:p>
+      <w:proofErr w:type="gramStart"/>
       <w:r>
         <w:rPr>
           <w:rFonts w:ascii="Times New Roman" w:eastAsia="Times New Roman" w:hAnsi="Times New Roman" w:cs="Times New Roman"/>
@@ -133,7 +134,17 @@
           <w:szCs w:val="24"/>
           <w:vertAlign w:val="superscript"/>
         </w:rPr>
-        <w:t xml:space="preserve">a </w:t>
+        <w:t>a</w:t>
+      </w:r>
+      <w:proofErr w:type="gramEnd"/>
+      <w:r>
+        <w:rPr>
+          <w:rFonts w:ascii="Times New Roman" w:eastAsia="Times New Roman" w:hAnsi="Times New Roman" w:cs="Times New Roman"/>
+          <w:sz w:val="24"/>
+          <w:szCs w:val="24"/>
+          <w:vertAlign w:val="superscript"/>
+        </w:rPr>
+        <w:t xml:space="preserve"> </w:t>
       </w:r>
       <w:r>
         <w:rPr>
@@ -615,7 +626,27 @@
           <w:sz w:val="24"/>
           <w:szCs w:val="24"/>
         </w:rPr>
-        <w:t xml:space="preserve">(hereafter “2014 energy prices”; </w:t>
+        <w:t xml:space="preserve">(hereafter “2014 energy </w:t>
+      </w:r>
+      <w:proofErr w:type="gramStart"/>
+      <w:r>
+        <w:rPr>
+          <w:rFonts w:ascii="Times New Roman" w:eastAsia="Times New Roman" w:hAnsi="Times New Roman" w:cs="Times New Roman"/>
+          <w:color w:val="000000"/>
+          <w:sz w:val="24"/>
+          <w:szCs w:val="24"/>
+        </w:rPr>
+        <w:t>prices</w:t>
+      </w:r>
+      <w:proofErr w:type="gramEnd"/>
+      <w:r>
+        <w:rPr>
+          <w:rFonts w:ascii="Times New Roman" w:eastAsia="Times New Roman" w:hAnsi="Times New Roman" w:cs="Times New Roman"/>
+          <w:color w:val="000000"/>
+          <w:sz w:val="24"/>
+          <w:szCs w:val="24"/>
+        </w:rPr>
+        <w:t xml:space="preserve">”; </w:t>
       </w:r>
       <w:r>
         <w:rPr>
@@ -2580,7 +2611,7 @@
                     <a:blip r:embed="rId16">
                       <a:extLst>
                         <a:ext uri="{96DAC541-7B7A-43D3-8B79-37D633B846F1}">
-                          <asvg:svgBlip xmlns:asvg="http://schemas.microsoft.com/office/drawing/2016/SVG/main" r:embed="rId17"/>
+                          <asvg:svgBlip xmlns:asvg="http://schemas.microsoft.com/office/drawing/2016/SVG/main" xmlns:w16sdtfl="http://schemas.microsoft.com/office/word/2024/wordml/sdtformatlock" xmlns:w16sdtdh="http://schemas.microsoft.com/office/word/2020/wordml/sdtdatahash" xmlns:w16du="http://schemas.microsoft.com/office/word/2023/wordml/word16du" xmlns:w16="http://schemas.microsoft.com/office/word/2018/wordml" xmlns:w16cid="http://schemas.microsoft.com/office/word/2016/wordml/cid" xmlns:w16cex="http://schemas.microsoft.com/office/word/2018/wordml/cex" xmlns:w16cei="http://schemas.microsoft.com/office/word/2026/wordml/cei" xmlns:w="http://schemas.openxmlformats.org/wordprocessingml/2006/main" xmlns:w10="urn:schemas-microsoft-com:office:word" xmlns:v="urn:schemas-microsoft-com:vml" xmlns:oel="http://schemas.microsoft.com/office/2019/extlst" xmlns:o="urn:schemas-microsoft-com:office:office" xmlns:am3d="http://schemas.microsoft.com/office/drawing/2017/model3d" xmlns:aink="http://schemas.microsoft.com/office/drawing/2016/ink" xmlns:cx8="http://schemas.microsoft.com/office/drawing/2016/5/14/chartex" xmlns:cx7="http://schemas.microsoft.com/office/drawing/2016/5/13/chartex" xmlns:cx6="http://schemas.microsoft.com/office/drawing/2016/5/12/chartex" xmlns:cx5="http://schemas.microsoft.com/office/drawing/2016/5/11/chartex" xmlns:cx4="http://schemas.microsoft.com/office/drawing/2016/5/10/chartex" xmlns:cx3="http://schemas.microsoft.com/office/drawing/2016/5/9/chartex" xmlns:cx2="http://schemas.microsoft.com/office/drawing/2015/10/21/chartex" xmlns="" r:embed="rId17"/>
                         </a:ext>
                       </a:extLst>
                     </a:blip>
@@ -3024,6 +3055,7 @@
         </w:rPr>
         <w:t>f</w:t>
       </w:r>
+      <w:proofErr w:type="gramStart"/>
       <w:r>
         <w:rPr>
           <w:rFonts w:ascii="Times New Roman" w:eastAsia="Times New Roman" w:hAnsi="Times New Roman" w:cs="Times New Roman"/>
@@ -3035,6 +3067,7 @@
         <w:t>,d,p</w:t>
       </w:r>
       <w:proofErr w:type="spellEnd"/>
+      <w:proofErr w:type="gramEnd"/>
       <w:r>
         <w:rPr>
           <w:rFonts w:ascii="Times New Roman" w:eastAsia="Times New Roman" w:hAnsi="Times New Roman" w:cs="Times New Roman"/>
@@ -3230,6 +3263,7 @@
         </w:rPr>
         <w:t>f</w:t>
       </w:r>
+      <w:proofErr w:type="gramStart"/>
       <w:r>
         <w:rPr>
           <w:rFonts w:ascii="Times New Roman" w:eastAsia="Times New Roman" w:hAnsi="Times New Roman" w:cs="Times New Roman"/>
@@ -3243,6 +3277,7 @@
         <w:t>,d,p</w:t>
       </w:r>
       <w:proofErr w:type="spellEnd"/>
+      <w:proofErr w:type="gramEnd"/>
       <w:r>
         <w:rPr>
           <w:rFonts w:ascii="Times New Roman" w:eastAsia="Times New Roman" w:hAnsi="Times New Roman" w:cs="Times New Roman"/>
@@ -3374,9 +3409,21 @@
           <w:szCs w:val="24"/>
           <w:vertAlign w:val="subscript"/>
         </w:rPr>
-        <w:t>f,d,p</w:t>
+        <w:t>f</w:t>
+      </w:r>
+      <w:proofErr w:type="gramStart"/>
+      <w:r>
+        <w:rPr>
+          <w:rFonts w:ascii="Times New Roman" w:eastAsia="Times New Roman" w:hAnsi="Times New Roman" w:cs="Times New Roman"/>
+          <w:color w:val="000000" w:themeColor="text1"/>
+          <w:sz w:val="24"/>
+          <w:szCs w:val="24"/>
+          <w:vertAlign w:val="subscript"/>
+        </w:rPr>
+        <w:t>,d,p</w:t>
       </w:r>
       <w:proofErr w:type="spellEnd"/>
+      <w:proofErr w:type="gramEnd"/>
       <w:r>
         <w:rPr>
           <w:rFonts w:ascii="Times New Roman" w:eastAsia="Times New Roman" w:hAnsi="Times New Roman" w:cs="Times New Roman"/>
@@ -3846,9 +3893,21 @@
           <w:szCs w:val="24"/>
           <w:vertAlign w:val="subscript"/>
         </w:rPr>
-        <w:t>f,d,p</w:t>
+        <w:t>f</w:t>
+      </w:r>
+      <w:proofErr w:type="gramStart"/>
+      <w:r>
+        <w:rPr>
+          <w:rFonts w:ascii="Times New Roman" w:eastAsia="Times New Roman" w:hAnsi="Times New Roman" w:cs="Times New Roman"/>
+          <w:color w:val="000000" w:themeColor="text1"/>
+          <w:sz w:val="24"/>
+          <w:szCs w:val="24"/>
+          <w:vertAlign w:val="subscript"/>
+        </w:rPr>
+        <w:t>,d,p</w:t>
       </w:r>
       <w:proofErr w:type="spellEnd"/>
+      <w:proofErr w:type="gramEnd"/>
       <w:r>
         <w:rPr>
           <w:rFonts w:ascii="Times New Roman" w:eastAsia="Times New Roman" w:hAnsi="Times New Roman" w:cs="Times New Roman"/>
@@ -4186,9 +4245,23 @@
           <w:shd w:val="clear" w:color="auto" w:fill="FFFFFF"/>
           <w:vertAlign w:val="subscript"/>
         </w:rPr>
-        <w:t>d,p</w:t>
+        <w:t>d</w:t>
+      </w:r>
+      <w:proofErr w:type="gramStart"/>
+      <w:r>
+        <w:rPr>
+          <w:rStyle w:val="normaltextrun"/>
+          <w:rFonts w:ascii="Times New Roman" w:hAnsi="Times New Roman" w:cs="Times New Roman"/>
+          <w:color w:val="000000"/>
+          <w:sz w:val="24"/>
+          <w:szCs w:val="24"/>
+          <w:shd w:val="clear" w:color="auto" w:fill="FFFFFF"/>
+          <w:vertAlign w:val="subscript"/>
+        </w:rPr>
+        <w:t>,p</w:t>
       </w:r>
       <w:proofErr w:type="spellEnd"/>
+      <w:proofErr w:type="gramEnd"/>
       <w:r>
         <w:rPr>
           <w:rStyle w:val="normaltextrun"/>
@@ -4528,9 +4601,21 @@
           <w:szCs w:val="24"/>
           <w:vertAlign w:val="subscript"/>
         </w:rPr>
-        <w:t>f,d</w:t>
+        <w:t>f</w:t>
+      </w:r>
+      <w:proofErr w:type="gramStart"/>
+      <w:r>
+        <w:rPr>
+          <w:rFonts w:ascii="Times New Roman" w:eastAsia="Times New Roman" w:hAnsi="Times New Roman" w:cs="Times New Roman"/>
+          <w:color w:val="000000" w:themeColor="text1"/>
+          <w:sz w:val="24"/>
+          <w:szCs w:val="24"/>
+          <w:vertAlign w:val="subscript"/>
+        </w:rPr>
+        <w:t>,d</w:t>
       </w:r>
       <w:proofErr w:type="spellEnd"/>
+      <w:proofErr w:type="gramEnd"/>
       <w:r>
         <w:rPr>
           <w:rFonts w:ascii="Times New Roman" w:eastAsia="Times New Roman" w:hAnsi="Times New Roman" w:cs="Times New Roman"/>
@@ -6233,7 +6318,7 @@
           <w:sz w:val="24"/>
           <w:szCs w:val="24"/>
         </w:rPr>
-        <w:t>] converted into [ac-ft/</w:t>
+        <w:t>] converted into [ac-</w:t>
       </w:r>
       <w:proofErr w:type="spellStart"/>
       <w:r>
@@ -6243,6 +6328,26 @@
           <w:sz w:val="24"/>
           <w:szCs w:val="24"/>
         </w:rPr>
+        <w:t>ft</w:t>
+      </w:r>
+      <w:proofErr w:type="spellEnd"/>
+      <w:r>
+        <w:rPr>
+          <w:rFonts w:ascii="Times New Roman" w:eastAsia="Times New Roman" w:hAnsi="Times New Roman" w:cs="Times New Roman"/>
+          <w:color w:val="000000" w:themeColor="text1"/>
+          <w:sz w:val="24"/>
+          <w:szCs w:val="24"/>
+        </w:rPr>
+        <w:t>/</w:t>
+      </w:r>
+      <w:proofErr w:type="spellStart"/>
+      <w:r>
+        <w:rPr>
+          <w:rFonts w:ascii="Times New Roman" w:eastAsia="Times New Roman" w:hAnsi="Times New Roman" w:cs="Times New Roman"/>
+          <w:color w:val="000000" w:themeColor="text1"/>
+          <w:sz w:val="24"/>
+          <w:szCs w:val="24"/>
+        </w:rPr>
         <w:t>hr</w:t>
       </w:r>
       <w:proofErr w:type="spellEnd"/>
@@ -6273,7 +6378,27 @@
           <w:sz w:val="24"/>
           <w:szCs w:val="24"/>
         </w:rPr>
-        <w:t xml:space="preserve"> = 0.083 ac-ft/</w:t>
+        <w:t xml:space="preserve"> = 0.083 ac-</w:t>
+      </w:r>
+      <w:proofErr w:type="spellStart"/>
+      <w:r>
+        <w:rPr>
+          <w:rFonts w:ascii="Times New Roman" w:eastAsia="Times New Roman" w:hAnsi="Times New Roman" w:cs="Times New Roman"/>
+          <w:color w:val="000000" w:themeColor="text1"/>
+          <w:sz w:val="24"/>
+          <w:szCs w:val="24"/>
+        </w:rPr>
+        <w:t>ft</w:t>
+      </w:r>
+      <w:proofErr w:type="spellEnd"/>
+      <w:r>
+        <w:rPr>
+          <w:rFonts w:ascii="Times New Roman" w:eastAsia="Times New Roman" w:hAnsi="Times New Roman" w:cs="Times New Roman"/>
+          <w:color w:val="000000" w:themeColor="text1"/>
+          <w:sz w:val="24"/>
+          <w:szCs w:val="24"/>
+        </w:rPr>
+        <w:t>/</w:t>
       </w:r>
       <w:proofErr w:type="spellStart"/>
       <w:r>
@@ -6371,7 +6496,27 @@
           <w:sz w:val="24"/>
           <w:szCs w:val="24"/>
         </w:rPr>
-        <w:t xml:space="preserve">total volume of water released in the month [ac-ft], and </w:t>
+        <w:t>total volume of water released in the month [ac-</w:t>
+      </w:r>
+      <w:proofErr w:type="spellStart"/>
+      <w:r>
+        <w:rPr>
+          <w:rFonts w:ascii="Times New Roman" w:eastAsia="Times New Roman" w:hAnsi="Times New Roman" w:cs="Times New Roman"/>
+          <w:color w:val="000000" w:themeColor="text1"/>
+          <w:sz w:val="24"/>
+          <w:szCs w:val="24"/>
+        </w:rPr>
+        <w:t>ft</w:t>
+      </w:r>
+      <w:proofErr w:type="spellEnd"/>
+      <w:r>
+        <w:rPr>
+          <w:rFonts w:ascii="Times New Roman" w:eastAsia="Times New Roman" w:hAnsi="Times New Roman" w:cs="Times New Roman"/>
+          <w:color w:val="000000" w:themeColor="text1"/>
+          <w:sz w:val="24"/>
+          <w:szCs w:val="24"/>
+        </w:rPr>
+        <w:t xml:space="preserve">], and </w:t>
       </w:r>
       <w:proofErr w:type="spellStart"/>
       <w:r>
@@ -6481,7 +6626,25 @@
           <w:color w:val="000000" w:themeColor="text1"/>
           <w:sz w:val="24"/>
         </w:rPr>
-        <w:t xml:space="preserve"> [ac-ft] or exceed </w:t>
+        <w:t xml:space="preserve"> [ac-</w:t>
+      </w:r>
+      <w:proofErr w:type="spellStart"/>
+      <w:r>
+        <w:rPr>
+          <w:rFonts w:ascii="Times New Roman" w:eastAsia="Times New Roman" w:hAnsi="Times New Roman" w:cs="Times New Roman"/>
+          <w:color w:val="000000" w:themeColor="text1"/>
+          <w:sz w:val="24"/>
+        </w:rPr>
+        <w:t>ft</w:t>
+      </w:r>
+      <w:proofErr w:type="spellEnd"/>
+      <w:r>
+        <w:rPr>
+          <w:rFonts w:ascii="Times New Roman" w:eastAsia="Times New Roman" w:hAnsi="Times New Roman" w:cs="Times New Roman"/>
+          <w:color w:val="000000" w:themeColor="text1"/>
+          <w:sz w:val="24"/>
+        </w:rPr>
+        <w:t xml:space="preserve">] or exceed </w:t>
       </w:r>
       <w:r>
         <w:rPr>
@@ -6517,7 +6680,25 @@
           <w:color w:val="000000" w:themeColor="text1"/>
           <w:sz w:val="24"/>
         </w:rPr>
-        <w:t xml:space="preserve"> [ac-ft].</w:t>
+        <w:t xml:space="preserve"> [ac-</w:t>
+      </w:r>
+      <w:proofErr w:type="spellStart"/>
+      <w:r>
+        <w:rPr>
+          <w:rFonts w:ascii="Times New Roman" w:eastAsia="Times New Roman" w:hAnsi="Times New Roman" w:cs="Times New Roman"/>
+          <w:color w:val="000000" w:themeColor="text1"/>
+          <w:sz w:val="24"/>
+        </w:rPr>
+        <w:t>ft</w:t>
+      </w:r>
+      <w:proofErr w:type="spellEnd"/>
+      <w:r>
+        <w:rPr>
+          <w:rFonts w:ascii="Times New Roman" w:eastAsia="Times New Roman" w:hAnsi="Times New Roman" w:cs="Times New Roman"/>
+          <w:color w:val="000000" w:themeColor="text1"/>
+          <w:sz w:val="24"/>
+        </w:rPr>
+        <w:t>].</w:t>
       </w:r>
     </w:p>
     <w:p>
@@ -6531,6 +6712,7 @@
         </w:rPr>
       </w:pPr>
       <w:proofErr w:type="spellStart"/>
+      <w:proofErr w:type="gramStart"/>
       <w:r>
         <w:rPr>
           <w:rFonts w:ascii="Times New Roman" w:eastAsia="Times New Roman" w:hAnsi="Times New Roman" w:cs="Times New Roman"/>
@@ -6543,6 +6725,7 @@
         <w:t>minstorage</w:t>
       </w:r>
       <w:proofErr w:type="spellEnd"/>
+      <w:proofErr w:type="gramEnd"/>
       <w:r>
         <w:rPr>
           <w:rFonts w:ascii="Times New Roman" w:eastAsia="Times New Roman" w:hAnsi="Times New Roman" w:cs="Times New Roman"/>
@@ -6923,6 +7106,7 @@
         </w:rPr>
         <w:t>f</w:t>
       </w:r>
+      <w:proofErr w:type="gramStart"/>
       <w:r>
         <w:rPr>
           <w:rFonts w:ascii="Times New Roman" w:eastAsia="Times New Roman" w:hAnsi="Times New Roman" w:cs="Times New Roman"/>
@@ -6934,6 +7118,7 @@
         <w:t>,d,p</w:t>
       </w:r>
       <w:proofErr w:type="spellEnd"/>
+      <w:proofErr w:type="gramEnd"/>
       <w:r>
         <w:rPr>
           <w:rFonts w:ascii="Times New Roman" w:eastAsia="Times New Roman" w:hAnsi="Times New Roman" w:cs="Times New Roman"/>
@@ -7289,6 +7474,7 @@
         </w:rPr>
         <w:t>f</w:t>
       </w:r>
+      <w:proofErr w:type="gramStart"/>
       <w:r>
         <w:rPr>
           <w:rFonts w:ascii="Times New Roman" w:eastAsia="Times New Roman" w:hAnsi="Times New Roman" w:cs="Times New Roman"/>
@@ -7301,6 +7487,7 @@
         <w:t>,d,p</w:t>
       </w:r>
       <w:proofErr w:type="spellEnd"/>
+      <w:proofErr w:type="gramEnd"/>
       <w:r>
         <w:rPr>
           <w:rFonts w:ascii="Times New Roman" w:eastAsia="Times New Roman" w:hAnsi="Times New Roman" w:cs="Times New Roman"/>
@@ -7643,9 +7830,21 @@
           <w:szCs w:val="24"/>
           <w:vertAlign w:val="subscript"/>
         </w:rPr>
-        <w:t>f,d,pHigh</w:t>
+        <w:t>f</w:t>
+      </w:r>
+      <w:proofErr w:type="gramStart"/>
+      <w:r>
+        <w:rPr>
+          <w:rFonts w:ascii="Times New Roman" w:eastAsia="Times New Roman" w:hAnsi="Times New Roman" w:cs="Times New Roman"/>
+          <w:color w:val="000000" w:themeColor="text1"/>
+          <w:sz w:val="24"/>
+          <w:szCs w:val="24"/>
+          <w:vertAlign w:val="subscript"/>
+        </w:rPr>
+        <w:t>,d,pHigh</w:t>
       </w:r>
       <w:proofErr w:type="spellEnd"/>
+      <w:proofErr w:type="gramEnd"/>
       <w:r>
         <w:rPr>
           <w:rFonts w:ascii="Times New Roman" w:eastAsia="Times New Roman" w:hAnsi="Times New Roman" w:cs="Times New Roman"/>
@@ -7934,9 +8133,21 @@
           <w:szCs w:val="24"/>
           <w:vertAlign w:val="subscript"/>
         </w:rPr>
-        <w:t>f,d,pHigh</w:t>
+        <w:t>f</w:t>
+      </w:r>
+      <w:proofErr w:type="gramStart"/>
+      <w:r>
+        <w:rPr>
+          <w:rFonts w:ascii="Times New Roman" w:eastAsia="Times New Roman" w:hAnsi="Times New Roman" w:cs="Times New Roman"/>
+          <w:color w:val="000000" w:themeColor="text1"/>
+          <w:sz w:val="24"/>
+          <w:szCs w:val="24"/>
+          <w:vertAlign w:val="subscript"/>
+        </w:rPr>
+        <w:t>,d,pHigh</w:t>
       </w:r>
       <w:proofErr w:type="spellEnd"/>
+      <w:proofErr w:type="gramEnd"/>
       <w:r>
         <w:rPr>
           <w:rFonts w:ascii="Times New Roman" w:eastAsia="Times New Roman" w:hAnsi="Times New Roman" w:cs="Times New Roman"/>
@@ -8334,28 +8545,9 @@
           <w:sz w:val="24"/>
           <w:szCs w:val="24"/>
         </w:rPr>
-        <w:t xml:space="preserve">          TotMonth_volume=</w:t>
-      </w:r>
-      <w:r>
-        <w:rPr>
-          <w:rFonts w:ascii="Times New Roman" w:eastAsia="Times New Roman" w:hAnsi="Times New Roman" w:cs="Times New Roman"/>
-          <w:color w:val="000000" w:themeColor="text1"/>
-          <w:sz w:val="24"/>
-          <w:szCs w:val="24"/>
-        </w:rPr>
-        <w:t>∑</w:t>
+        <w:t xml:space="preserve">          </w:t>
       </w:r>
       <w:proofErr w:type="spellStart"/>
-      <w:r>
-        <w:rPr>
-          <w:rFonts w:ascii="Times New Roman" w:eastAsia="Times New Roman" w:hAnsi="Times New Roman" w:cs="Times New Roman"/>
-          <w:color w:val="000000" w:themeColor="text1"/>
-          <w:sz w:val="24"/>
-          <w:szCs w:val="24"/>
-          <w:vertAlign w:val="subscript"/>
-        </w:rPr>
-        <w:t>f,d,</w:t>
-      </w:r>
       <w:r>
         <w:rPr>
           <w:rFonts w:ascii="Times New Roman" w:eastAsia="Times New Roman" w:hAnsi="Times New Roman" w:cs="Times New Roman"/>
@@ -8364,11 +8556,66 @@
           <w:color w:val="000000" w:themeColor="text1"/>
           <w:sz w:val="24"/>
           <w:szCs w:val="24"/>
+        </w:rPr>
+        <w:t>TotMonth_volume</w:t>
+      </w:r>
+      <w:proofErr w:type="spellEnd"/>
+      <w:r>
+        <w:rPr>
+          <w:rFonts w:ascii="Times New Roman" w:eastAsia="Times New Roman" w:hAnsi="Times New Roman" w:cs="Times New Roman"/>
+          <w:i/>
+          <w:iCs/>
+          <w:color w:val="000000" w:themeColor="text1"/>
+          <w:sz w:val="24"/>
+          <w:szCs w:val="24"/>
+        </w:rPr>
+        <w:t>=</w:t>
+      </w:r>
+      <w:r>
+        <w:rPr>
+          <w:rFonts w:ascii="Times New Roman" w:eastAsia="Times New Roman" w:hAnsi="Times New Roman" w:cs="Times New Roman"/>
+          <w:color w:val="000000" w:themeColor="text1"/>
+          <w:sz w:val="24"/>
+          <w:szCs w:val="24"/>
+        </w:rPr>
+        <w:t>∑</w:t>
+      </w:r>
+      <w:proofErr w:type="spellStart"/>
+      <w:r>
+        <w:rPr>
+          <w:rFonts w:ascii="Times New Roman" w:eastAsia="Times New Roman" w:hAnsi="Times New Roman" w:cs="Times New Roman"/>
+          <w:color w:val="000000" w:themeColor="text1"/>
+          <w:sz w:val="24"/>
+          <w:szCs w:val="24"/>
           <w:vertAlign w:val="subscript"/>
         </w:rPr>
+        <w:t>f</w:t>
+      </w:r>
+      <w:proofErr w:type="gramStart"/>
+      <w:r>
+        <w:rPr>
+          <w:rFonts w:ascii="Times New Roman" w:eastAsia="Times New Roman" w:hAnsi="Times New Roman" w:cs="Times New Roman"/>
+          <w:color w:val="000000" w:themeColor="text1"/>
+          <w:sz w:val="24"/>
+          <w:szCs w:val="24"/>
+          <w:vertAlign w:val="subscript"/>
+        </w:rPr>
+        <w:t>,d,</w:t>
+      </w:r>
+      <w:r>
+        <w:rPr>
+          <w:rFonts w:ascii="Times New Roman" w:eastAsia="Times New Roman" w:hAnsi="Times New Roman" w:cs="Times New Roman"/>
+          <w:i/>
+          <w:iCs/>
+          <w:color w:val="000000" w:themeColor="text1"/>
+          <w:sz w:val="24"/>
+          <w:szCs w:val="24"/>
+          <w:vertAlign w:val="subscript"/>
+        </w:rPr>
         <w:t>p</w:t>
       </w:r>
       <w:proofErr w:type="spellEnd"/>
+      <w:proofErr w:type="gramEnd"/>
       <w:r>
         <w:rPr>
           <w:rFonts w:ascii="Times New Roman" w:eastAsia="Times New Roman" w:hAnsi="Times New Roman" w:cs="Times New Roman"/>
@@ -8618,7 +8865,7 @@
           <w:sz w:val="24"/>
           <w:szCs w:val="24"/>
         </w:rPr>
-        <w:t xml:space="preserve"> to ac-ft per hour (i.e., 1 </w:t>
+        <w:t xml:space="preserve"> to ac-</w:t>
       </w:r>
       <w:proofErr w:type="spellStart"/>
       <w:r>
@@ -8628,6 +8875,26 @@
           <w:sz w:val="24"/>
           <w:szCs w:val="24"/>
         </w:rPr>
+        <w:t>ft</w:t>
+      </w:r>
+      <w:proofErr w:type="spellEnd"/>
+      <w:r>
+        <w:rPr>
+          <w:rFonts w:ascii="Times New Roman" w:eastAsia="Times New Roman" w:hAnsi="Times New Roman" w:cs="Times New Roman"/>
+          <w:color w:val="000000" w:themeColor="text1"/>
+          <w:sz w:val="24"/>
+          <w:szCs w:val="24"/>
+        </w:rPr>
+        <w:t xml:space="preserve"> per hour (i.e., 1 </w:t>
+      </w:r>
+      <w:proofErr w:type="spellStart"/>
+      <w:r>
+        <w:rPr>
+          <w:rFonts w:ascii="Times New Roman" w:eastAsia="Times New Roman" w:hAnsi="Times New Roman" w:cs="Times New Roman"/>
+          <w:color w:val="000000" w:themeColor="text1"/>
+          <w:sz w:val="24"/>
+          <w:szCs w:val="24"/>
+        </w:rPr>
         <w:t>cfs</w:t>
       </w:r>
       <w:proofErr w:type="spellEnd"/>
@@ -8638,7 +8905,27 @@
           <w:sz w:val="24"/>
           <w:szCs w:val="24"/>
         </w:rPr>
-        <w:t xml:space="preserve"> = 0.083 ac-ft/</w:t>
+        <w:t xml:space="preserve"> = 0.083 ac-</w:t>
+      </w:r>
+      <w:proofErr w:type="spellStart"/>
+      <w:r>
+        <w:rPr>
+          <w:rFonts w:ascii="Times New Roman" w:eastAsia="Times New Roman" w:hAnsi="Times New Roman" w:cs="Times New Roman"/>
+          <w:color w:val="000000" w:themeColor="text1"/>
+          <w:sz w:val="24"/>
+          <w:szCs w:val="24"/>
+        </w:rPr>
+        <w:t>ft</w:t>
+      </w:r>
+      <w:proofErr w:type="spellEnd"/>
+      <w:r>
+        <w:rPr>
+          <w:rFonts w:ascii="Times New Roman" w:eastAsia="Times New Roman" w:hAnsi="Times New Roman" w:cs="Times New Roman"/>
+          <w:color w:val="000000" w:themeColor="text1"/>
+          <w:sz w:val="24"/>
+          <w:szCs w:val="24"/>
+        </w:rPr>
+        <w:t>/</w:t>
       </w:r>
       <w:proofErr w:type="spellStart"/>
       <w:r>
@@ -8751,9 +9038,21 @@
           <w:szCs w:val="24"/>
           <w:vertAlign w:val="subscript"/>
         </w:rPr>
-        <w:t>Steady,d,pHigh</w:t>
+        <w:t>Steady</w:t>
+      </w:r>
+      <w:proofErr w:type="gramStart"/>
+      <w:r>
+        <w:rPr>
+          <w:rFonts w:ascii="Times New Roman" w:eastAsia="Times New Roman" w:hAnsi="Times New Roman" w:cs="Times New Roman"/>
+          <w:color w:val="000000" w:themeColor="text1"/>
+          <w:sz w:val="24"/>
+          <w:szCs w:val="24"/>
+          <w:vertAlign w:val="subscript"/>
+        </w:rPr>
+        <w:t>,d,pHigh</w:t>
       </w:r>
       <w:proofErr w:type="spellEnd"/>
+      <w:proofErr w:type="gramEnd"/>
       <w:r>
         <w:rPr>
           <w:rFonts w:ascii="Times New Roman" w:eastAsia="Times New Roman" w:hAnsi="Times New Roman" w:cs="Times New Roman"/>
@@ -8909,7 +9208,27 @@
           <w:sz w:val="24"/>
           <w:szCs w:val="24"/>
         </w:rPr>
-        <w:t xml:space="preserve"> as the difference between the steady low Sunday release and weekday low hydropeak</w:t>
+        <w:t xml:space="preserve"> as the difference between the steady </w:t>
+      </w:r>
+      <w:proofErr w:type="gramStart"/>
+      <w:r>
+        <w:rPr>
+          <w:rFonts w:ascii="Times New Roman" w:eastAsia="Times New Roman" w:hAnsi="Times New Roman" w:cs="Times New Roman"/>
+          <w:color w:val="000000" w:themeColor="text1"/>
+          <w:sz w:val="24"/>
+          <w:szCs w:val="24"/>
+        </w:rPr>
+        <w:t>low</w:t>
+      </w:r>
+      <w:proofErr w:type="gramEnd"/>
+      <w:r>
+        <w:rPr>
+          <w:rFonts w:ascii="Times New Roman" w:eastAsia="Times New Roman" w:hAnsi="Times New Roman" w:cs="Times New Roman"/>
+          <w:color w:val="000000" w:themeColor="text1"/>
+          <w:sz w:val="24"/>
+          <w:szCs w:val="24"/>
+        </w:rPr>
+        <w:t xml:space="preserve"> Sunday release and weekday low hydropeak</w:t>
       </w:r>
       <w:r>
         <w:rPr>
@@ -9034,9 +9353,21 @@
           <w:szCs w:val="24"/>
           <w:vertAlign w:val="subscript"/>
         </w:rPr>
-        <w:t>Steady,Sunday,pLow</w:t>
+        <w:t>Steady</w:t>
+      </w:r>
+      <w:proofErr w:type="gramStart"/>
+      <w:r>
+        <w:rPr>
+          <w:rFonts w:ascii="Times New Roman" w:eastAsia="Times New Roman" w:hAnsi="Times New Roman" w:cs="Times New Roman"/>
+          <w:color w:val="000000" w:themeColor="text1"/>
+          <w:sz w:val="24"/>
+          <w:szCs w:val="24"/>
+          <w:vertAlign w:val="subscript"/>
+        </w:rPr>
+        <w:t>,Sunday,pLow</w:t>
       </w:r>
       <w:proofErr w:type="spellEnd"/>
+      <w:proofErr w:type="gramEnd"/>
       <w:r>
         <w:rPr>
           <w:rFonts w:ascii="Times New Roman" w:eastAsia="Times New Roman" w:hAnsi="Times New Roman" w:cs="Times New Roman"/>
@@ -9273,9 +9604,21 @@
           <w:szCs w:val="24"/>
           <w:vertAlign w:val="subscript"/>
         </w:rPr>
-        <w:t>Steady,Saturday</w:t>
+        <w:t>Steady</w:t>
+      </w:r>
+      <w:proofErr w:type="gramStart"/>
+      <w:r>
+        <w:rPr>
+          <w:rFonts w:ascii="Times New Roman" w:eastAsia="Times New Roman" w:hAnsi="Times New Roman" w:cs="Times New Roman"/>
+          <w:color w:val="000000" w:themeColor="text1"/>
+          <w:sz w:val="24"/>
+          <w:szCs w:val="24"/>
+          <w:vertAlign w:val="subscript"/>
+        </w:rPr>
+        <w:t>,Saturday</w:t>
       </w:r>
       <w:proofErr w:type="spellEnd"/>
+      <w:proofErr w:type="gramEnd"/>
       <w:r>
         <w:rPr>
           <w:rFonts w:ascii="Times New Roman" w:eastAsia="Times New Roman" w:hAnsi="Times New Roman" w:cs="Times New Roman"/>
@@ -9456,9 +9799,21 @@
           <w:szCs w:val="24"/>
           <w:vertAlign w:val="subscript"/>
         </w:rPr>
-        <w:t>Steady,Weekday,p</w:t>
+        <w:t>Steady</w:t>
+      </w:r>
+      <w:proofErr w:type="gramStart"/>
+      <w:r>
+        <w:rPr>
+          <w:rFonts w:ascii="Times New Roman" w:eastAsia="Times New Roman" w:hAnsi="Times New Roman" w:cs="Times New Roman"/>
+          <w:color w:val="000000" w:themeColor="text1"/>
+          <w:sz w:val="24"/>
+          <w:szCs w:val="24"/>
+          <w:vertAlign w:val="subscript"/>
+        </w:rPr>
+        <w:t>,Weekday,p</w:t>
       </w:r>
       <w:proofErr w:type="spellEnd"/>
+      <w:proofErr w:type="gramEnd"/>
       <w:r>
         <w:rPr>
           <w:rFonts w:ascii="Times New Roman" w:eastAsia="Times New Roman" w:hAnsi="Times New Roman" w:cs="Times New Roman"/>
@@ -9685,8 +10040,32 @@
           <w:szCs w:val="24"/>
           <w:vertAlign w:val="subscript"/>
         </w:rPr>
-        <w:t xml:space="preserve"> d,pHigh</w:t>
-      </w:r>
+        <w:t xml:space="preserve"> </w:t>
+      </w:r>
+      <w:proofErr w:type="spellStart"/>
+      <w:r>
+        <w:rPr>
+          <w:rFonts w:ascii="Times New Roman" w:eastAsia="Times New Roman" w:hAnsi="Times New Roman" w:cs="Times New Roman"/>
+          <w:color w:val="000000" w:themeColor="text1"/>
+          <w:sz w:val="24"/>
+          <w:szCs w:val="24"/>
+          <w:vertAlign w:val="subscript"/>
+        </w:rPr>
+        <w:t>d</w:t>
+      </w:r>
+      <w:proofErr w:type="gramStart"/>
+      <w:r>
+        <w:rPr>
+          <w:rFonts w:ascii="Times New Roman" w:eastAsia="Times New Roman" w:hAnsi="Times New Roman" w:cs="Times New Roman"/>
+          <w:color w:val="000000" w:themeColor="text1"/>
+          <w:sz w:val="24"/>
+          <w:szCs w:val="24"/>
+          <w:vertAlign w:val="subscript"/>
+        </w:rPr>
+        <w:t>,pHigh</w:t>
+      </w:r>
+      <w:proofErr w:type="spellEnd"/>
+      <w:proofErr w:type="gramEnd"/>
       <w:r>
         <w:rPr>
           <w:rFonts w:ascii="Times New Roman" w:eastAsia="Times New Roman" w:hAnsi="Times New Roman" w:cs="Times New Roman"/>
@@ -10012,9 +10391,21 @@
           <w:szCs w:val="24"/>
           <w:vertAlign w:val="subscript"/>
         </w:rPr>
-        <w:t>Hydropeak,Saturday,pHigh</w:t>
+        <w:t>Hydropeak</w:t>
+      </w:r>
+      <w:proofErr w:type="gramStart"/>
+      <w:r>
+        <w:rPr>
+          <w:rFonts w:ascii="Times New Roman" w:eastAsia="Times New Roman" w:hAnsi="Times New Roman" w:cs="Times New Roman"/>
+          <w:color w:val="000000" w:themeColor="text1"/>
+          <w:sz w:val="24"/>
+          <w:szCs w:val="24"/>
+          <w:vertAlign w:val="subscript"/>
+        </w:rPr>
+        <w:t>,Saturday,pHigh</w:t>
       </w:r>
       <w:proofErr w:type="spellEnd"/>
+      <w:proofErr w:type="gramEnd"/>
       <w:r>
         <w:rPr>
           <w:rFonts w:ascii="Times New Roman" w:eastAsia="Times New Roman" w:hAnsi="Times New Roman" w:cs="Times New Roman"/>
@@ -10266,9 +10657,21 @@
           <w:szCs w:val="24"/>
           <w:vertAlign w:val="subscript"/>
         </w:rPr>
-        <w:t>Hydropeak,Sunday,pHigh</w:t>
+        <w:t>Hydropeak</w:t>
+      </w:r>
+      <w:proofErr w:type="gramStart"/>
+      <w:r>
+        <w:rPr>
+          <w:rFonts w:ascii="Times New Roman" w:eastAsia="Times New Roman" w:hAnsi="Times New Roman" w:cs="Times New Roman"/>
+          <w:color w:val="000000" w:themeColor="text1"/>
+          <w:sz w:val="24"/>
+          <w:szCs w:val="24"/>
+          <w:vertAlign w:val="subscript"/>
+        </w:rPr>
+        <w:t>,Sunday,pHigh</w:t>
       </w:r>
       <w:proofErr w:type="spellEnd"/>
+      <w:proofErr w:type="gramEnd"/>
       <w:r>
         <w:rPr>
           <w:rFonts w:ascii="Times New Roman" w:eastAsia="Times New Roman" w:hAnsi="Times New Roman" w:cs="Times New Roman"/>
@@ -10511,9 +10914,21 @@
           <w:szCs w:val="24"/>
           <w:vertAlign w:val="subscript"/>
         </w:rPr>
-        <w:t>Hydropeak,Saturday,pLow</w:t>
+        <w:t>Hydropeak</w:t>
+      </w:r>
+      <w:proofErr w:type="gramStart"/>
+      <w:r>
+        <w:rPr>
+          <w:rFonts w:ascii="Times New Roman" w:eastAsia="Times New Roman" w:hAnsi="Times New Roman" w:cs="Times New Roman"/>
+          <w:color w:val="000000" w:themeColor="text1"/>
+          <w:sz w:val="24"/>
+          <w:szCs w:val="24"/>
+          <w:vertAlign w:val="subscript"/>
+        </w:rPr>
+        <w:t>,Saturday,pLow</w:t>
       </w:r>
       <w:proofErr w:type="spellEnd"/>
+      <w:proofErr w:type="gramEnd"/>
       <w:r>
         <w:rPr>
           <w:rFonts w:ascii="Times New Roman" w:eastAsia="Times New Roman" w:hAnsi="Times New Roman" w:cs="Times New Roman"/>
@@ -10927,9 +11342,20 @@
           <w:szCs w:val="24"/>
           <w:vertAlign w:val="subscript"/>
         </w:rPr>
-        <w:t>d,p</w:t>
+        <w:t>d</w:t>
+      </w:r>
+      <w:proofErr w:type="gramStart"/>
+      <w:r>
+        <w:rPr>
+          <w:rFonts w:asciiTheme="majorBidi" w:eastAsia="Times New Roman" w:hAnsiTheme="majorBidi" w:cstheme="majorBidi"/>
+          <w:sz w:val="24"/>
+          <w:szCs w:val="24"/>
+          <w:vertAlign w:val="subscript"/>
+        </w:rPr>
+        <w:t>,p</w:t>
       </w:r>
       <w:proofErr w:type="spellEnd"/>
+      <w:proofErr w:type="gramEnd"/>
       <w:r>
         <w:rPr>
           <w:rFonts w:asciiTheme="majorBidi" w:eastAsia="Times New Roman" w:hAnsiTheme="majorBidi" w:cstheme="majorBidi"/>
@@ -12113,6 +12539,7 @@
         <w:t>flowpattern</w:t>
       </w:r>
       <w:proofErr w:type="spellEnd"/>
+      <w:proofErr w:type="gramStart"/>
       <w:r>
         <w:rPr>
           <w:rFonts w:eastAsia="Times New Roman"/>
@@ -12122,6 +12549,7 @@
         </w:rPr>
         <w:t>,,</w:t>
       </w:r>
+      <w:proofErr w:type="gramEnd"/>
       <w:r>
         <w:rPr>
           <w:rFonts w:ascii="Cambria Math" w:eastAsia="Times New Roman" w:hAnsi="Cambria Math" w:cs="Cambria Math"/>
@@ -12273,6 +12701,7 @@
         <w:t>flowpattern</w:t>
       </w:r>
       <w:proofErr w:type="spellEnd"/>
+      <w:proofErr w:type="gramStart"/>
       <w:r>
         <w:rPr>
           <w:rFonts w:eastAsia="Times New Roman"/>
@@ -12282,6 +12711,7 @@
         </w:rPr>
         <w:t>,,</w:t>
       </w:r>
+      <w:proofErr w:type="gramEnd"/>
       <w:r>
         <w:rPr>
           <w:rFonts w:ascii="Cambria Math" w:eastAsia="Times New Roman" w:hAnsi="Cambria Math" w:cs="Cambria Math"/>
@@ -22856,7 +23286,31 @@
           <w:sz w:val="24"/>
           <w:szCs w:val="24"/>
         </w:rPr>
-        <w:t>offset release, and scenarios of different number of days of steady releases. d1 is a Monday.</w:t>
+        <w:t xml:space="preserve">offset release, and scenarios of different number of days of steady releases. </w:t>
+      </w:r>
+      <w:proofErr w:type="gramStart"/>
+      <w:r>
+        <w:rPr>
+          <w:rFonts w:ascii="Times New Roman" w:hAnsi="Times New Roman" w:cs="Times New Roman"/>
+          <w:i w:val="0"/>
+          <w:iCs w:val="0"/>
+          <w:color w:val="auto"/>
+          <w:sz w:val="24"/>
+          <w:szCs w:val="24"/>
+        </w:rPr>
+        <w:t>d1</w:t>
+      </w:r>
+      <w:proofErr w:type="gramEnd"/>
+      <w:r>
+        <w:rPr>
+          <w:rFonts w:ascii="Times New Roman" w:hAnsi="Times New Roman" w:cs="Times New Roman"/>
+          <w:i w:val="0"/>
+          <w:iCs w:val="0"/>
+          <w:color w:val="auto"/>
+          <w:sz w:val="24"/>
+          <w:szCs w:val="24"/>
+        </w:rPr>
+        <w:t xml:space="preserve"> is a Monday.</w:t>
       </w:r>
     </w:p>
     <w:p>
@@ -33132,7 +33586,7 @@
           <w:sz w:val="24"/>
           <w:szCs w:val="24"/>
         </w:rPr>
-        <w:t>Rind, M., &amp; Rosenberg, D. (2026). Bugs Pay for Days of Steady Reservoir Releases to Reduce Hydropeaking-Ecosystem Conflict [Dataset]. https://github.com/moazzamalirind</w:t>
+        <w:t>Rind, M., &amp; Rosenberg, D. (2026). Bugs Pay for Days of Steady Reservoir Releases to Reduce Hydropeaking-Ecosystem Conflict</w:t>
       </w:r>
       <w:r>
         <w:rPr>
@@ -33140,8 +33594,18 @@
           <w:sz w:val="24"/>
           <w:szCs w:val="24"/>
         </w:rPr>
-        <w:t>/BugFlowExperiment_Analysis2026.</w:t>
-      </w:r>
+        <w:t xml:space="preserve">. </w:t>
+      </w:r>
+      <w:hyperlink r:id="rId25" w:history="1">
+        <w:r>
+          <w:rPr>
+            <w:rStyle w:val="Hyperlink"/>
+            <w:sz w:val="24"/>
+            <w:szCs w:val="24"/>
+          </w:rPr>
+          <w:t>https://www.hydroshare.org/resource/0df6ae0fa36a492ea42b9a05a72d6f30/</w:t>
+        </w:r>
+      </w:hyperlink>
       <w:r>
         <w:rPr>
           <w:rFonts w:ascii="Times New Roman" w:hAnsi="Times New Roman" w:cs="Times New Roman"/>
@@ -33168,15 +33632,21 @@
         </w:rPr>
         <w:t xml:space="preserve">USBR. (2024). Final supplemental environmental impact statement for near-term Colorado River operations. U.S. Department of the Interior. </w:t>
       </w:r>
-      <w:hyperlink r:id="rId25" w:history="1">
+      <w:hyperlink r:id="rId26" w:history="1">
         <w:r>
           <w:rPr>
             <w:rStyle w:val="Hyperlink"/>
+            <w:sz w:val="24"/>
+            <w:szCs w:val="24"/>
           </w:rPr>
           <w:t>Colorado River Basin | Bureau of Reclamation</w:t>
         </w:r>
       </w:hyperlink>
       <w:r>
+        <w:rPr>
+          <w:sz w:val="24"/>
+          <w:szCs w:val="24"/>
+        </w:rPr>
         <w:t xml:space="preserve"> </w:t>
       </w:r>
       <w:r>
@@ -33222,7 +33692,7 @@
         </w:rPr>
         <w:t xml:space="preserve">[USBR] U.S. Department of the Interior Bureau of Reclamation, 2019. Glen Canyon Unit </w:t>
       </w:r>
-      <w:hyperlink r:id="rId26">
+      <w:hyperlink r:id="rId27">
         <w:r>
           <w:rPr>
             <w:rStyle w:val="Hyperlink"/>
@@ -33280,7 +33750,7 @@
         </w:rPr>
         <w:t xml:space="preserve">, D. E., Salter, G. L., Deemer, B., Butterfield, B. J., Kasprak, A., Caster, J. J., Fairley, H. C., Grams, P., Mihalevich, B. A., Palmquist, E. C., and Sankey, J. B. (2024). "Modeling the impacts of Glen Canyon Dam operations on Colorado River resources." </w:t>
       </w:r>
-      <w:hyperlink r:id="rId27" w:history="1">
+      <w:hyperlink r:id="rId28" w:history="1">
         <w:r>
           <w:rPr>
             <w:rStyle w:val="Hyperlink"/>
@@ -33291,14 +33761,16 @@
           <w:t>https://pubs.usgs.gov/publication/70252976</w:t>
         </w:r>
       </w:hyperlink>
+      <w:bookmarkStart w:id="1" w:name="_GoBack"/>
+      <w:bookmarkEnd w:id="1"/>
     </w:p>
     <w:sectPr>
-      <w:headerReference w:type="even" r:id="rId28"/>
-      <w:headerReference w:type="default" r:id="rId29"/>
-      <w:footerReference w:type="even" r:id="rId30"/>
-      <w:footerReference w:type="default" r:id="rId31"/>
-      <w:headerReference w:type="first" r:id="rId32"/>
-      <w:footerReference w:type="first" r:id="rId33"/>
+      <w:headerReference w:type="even" r:id="rId29"/>
+      <w:headerReference w:type="default" r:id="rId30"/>
+      <w:footerReference w:type="even" r:id="rId31"/>
+      <w:footerReference w:type="default" r:id="rId32"/>
+      <w:headerReference w:type="first" r:id="rId33"/>
+      <w:footerReference w:type="first" r:id="rId34"/>
       <w:pgSz w:w="12240" w:h="15840"/>
       <w:pgMar w:top="1440" w:right="1440" w:bottom="1440" w:left="1440" w:header="720" w:footer="720" w:gutter="0"/>
       <w:lnNumType w:countBy="1" w:restart="continuous"/>
@@ -33310,7 +33782,7 @@
 </file>
 
 <file path=word/endnotes.xml><?xml version="1.0" encoding="utf-8"?>
-<w:endnotes xmlns:wpc="http://schemas.microsoft.com/office/word/2010/wordprocessingCanvas" xmlns:cx="http://schemas.microsoft.com/office/drawing/2014/chartex" xmlns:cx1="http://schemas.microsoft.com/office/drawing/2015/9/8/chartex" xmlns:cx2="http://schemas.microsoft.com/office/drawing/2015/10/21/chartex" xmlns:cx3="http://schemas.microsoft.com/office/drawing/2016/5/9/chartex" xmlns:cx4="http://schemas.microsoft.com/office/drawing/2016/5/10/chartex" xmlns:cx5="http://schemas.microsoft.com/office/drawing/2016/5/11/chartex" xmlns:cx6="http://schemas.microsoft.com/office/drawing/2016/5/12/chartex" xmlns:cx7="http://schemas.microsoft.com/office/drawing/2016/5/13/chartex" xmlns:cx8="http://schemas.microsoft.com/office/drawing/2016/5/14/chartex" xmlns:mc="http://schemas.openxmlformats.org/markup-compatibility/2006" xmlns:aink="http://schemas.microsoft.com/office/drawing/2016/ink" xmlns:am3d="http://schemas.microsoft.com/office/drawing/2017/model3d" xmlns:o="urn:schemas-microsoft-com:office:office" xmlns:oel="http://schemas.microsoft.com/office/2019/extlst" xmlns:r="http://schemas.openxmlformats.org/officeDocument/2006/relationships" xmlns:m="http://schemas.openxmlformats.org/officeDocument/2006/math" xmlns:v="urn:schemas-microsoft-com:vml" xmlns:wp14="http://schemas.microsoft.com/office/word/2010/wordprocessingDrawing" xmlns:wp="http://schemas.openxmlformats.org/drawingml/2006/wordprocessingDrawing" xmlns:w10="urn:schemas-microsoft-com:office:word" xmlns:w="http://schemas.openxmlformats.org/wordprocessingml/2006/main" xmlns:w14="http://schemas.microsoft.com/office/word/2010/wordml" xmlns:w15="http://schemas.microsoft.com/office/word/2012/wordml" xmlns:w16cei="http://schemas.microsoft.com/office/word/2026/wordml/cei" xmlns:w16cex="http://schemas.microsoft.com/office/word/2018/wordml/cex" xmlns:w16cid="http://schemas.microsoft.com/office/word/2016/wordml/cid" xmlns:w16="http://schemas.microsoft.com/office/word/2018/wordml" xmlns:w16du="http://schemas.microsoft.com/office/word/2023/wordml/word16du" xmlns:w16sdtdh="http://schemas.microsoft.com/office/word/2020/wordml/sdtdatahash" xmlns:w16sdtfl="http://schemas.microsoft.com/office/word/2024/wordml/sdtformatlock" xmlns:w16se="http://schemas.microsoft.com/office/word/2015/wordml/symex" xmlns:wpg="http://schemas.microsoft.com/office/word/2010/wordprocessingGroup" xmlns:wpi="http://schemas.microsoft.com/office/word/2010/wordprocessingInk" xmlns:wne="http://schemas.microsoft.com/office/word/2006/wordml" xmlns:wps="http://schemas.microsoft.com/office/word/2010/wordprocessingShape" mc:Ignorable="w14 w15 w16se w16cid w16 w16cex w16sdtdh w16sdtfl w16du wp14">
+<w:endnotes xmlns:wpc="http://schemas.microsoft.com/office/word/2010/wordprocessingCanvas" xmlns:cx="http://schemas.microsoft.com/office/drawing/2014/chartex" xmlns:cx1="http://schemas.microsoft.com/office/drawing/2015/9/8/chartex" xmlns:mc="http://schemas.openxmlformats.org/markup-compatibility/2006" xmlns:o="urn:schemas-microsoft-com:office:office" xmlns:r="http://schemas.openxmlformats.org/officeDocument/2006/relationships" xmlns:m="http://schemas.openxmlformats.org/officeDocument/2006/math" xmlns:v="urn:schemas-microsoft-com:vml" xmlns:wp14="http://schemas.microsoft.com/office/word/2010/wordprocessingDrawing" xmlns:wp="http://schemas.openxmlformats.org/drawingml/2006/wordprocessingDrawing" xmlns:w10="urn:schemas-microsoft-com:office:word" xmlns:w="http://schemas.openxmlformats.org/wordprocessingml/2006/main" xmlns:w14="http://schemas.microsoft.com/office/word/2010/wordml" xmlns:w15="http://schemas.microsoft.com/office/word/2012/wordml" xmlns:w16se="http://schemas.microsoft.com/office/word/2015/wordml/symex" xmlns:wpg="http://schemas.microsoft.com/office/word/2010/wordprocessingGroup" xmlns:wpi="http://schemas.microsoft.com/office/word/2010/wordprocessingInk" xmlns:wne="http://schemas.microsoft.com/office/word/2006/wordml" xmlns:wps="http://schemas.microsoft.com/office/word/2010/wordprocessingShape" mc:Ignorable="w14 w15 w16se wp14">
   <w:endnote w:type="separator" w:id="-1">
     <w:p>
       <w:pPr>
@@ -33335,7 +33807,7 @@
 </file>
 
 <file path=word/footer1.xml><?xml version="1.0" encoding="utf-8"?>
-<w:ftr xmlns:wpc="http://schemas.microsoft.com/office/word/2010/wordprocessingCanvas" xmlns:cx="http://schemas.microsoft.com/office/drawing/2014/chartex" xmlns:cx1="http://schemas.microsoft.com/office/drawing/2015/9/8/chartex" xmlns:cx2="http://schemas.microsoft.com/office/drawing/2015/10/21/chartex" xmlns:cx3="http://schemas.microsoft.com/office/drawing/2016/5/9/chartex" xmlns:cx4="http://schemas.microsoft.com/office/drawing/2016/5/10/chartex" xmlns:cx5="http://schemas.microsoft.com/office/drawing/2016/5/11/chartex" xmlns:cx6="http://schemas.microsoft.com/office/drawing/2016/5/12/chartex" xmlns:cx7="http://schemas.microsoft.com/office/drawing/2016/5/13/chartex" xmlns:cx8="http://schemas.microsoft.com/office/drawing/2016/5/14/chartex" xmlns:mc="http://schemas.openxmlformats.org/markup-compatibility/2006" xmlns:aink="http://schemas.microsoft.com/office/drawing/2016/ink" xmlns:am3d="http://schemas.microsoft.com/office/drawing/2017/model3d" xmlns:o="urn:schemas-microsoft-com:office:office" xmlns:oel="http://schemas.microsoft.com/office/2019/extlst" xmlns:r="http://schemas.openxmlformats.org/officeDocument/2006/relationships" xmlns:m="http://schemas.openxmlformats.org/officeDocument/2006/math" xmlns:v="urn:schemas-microsoft-com:vml" xmlns:wp14="http://schemas.microsoft.com/office/word/2010/wordprocessingDrawing" xmlns:wp="http://schemas.openxmlformats.org/drawingml/2006/wordprocessingDrawing" xmlns:w10="urn:schemas-microsoft-com:office:word" xmlns:w="http://schemas.openxmlformats.org/wordprocessingml/2006/main" xmlns:w14="http://schemas.microsoft.com/office/word/2010/wordml" xmlns:w15="http://schemas.microsoft.com/office/word/2012/wordml" xmlns:w16cei="http://schemas.microsoft.com/office/word/2026/wordml/cei" xmlns:w16cex="http://schemas.microsoft.com/office/word/2018/wordml/cex" xmlns:w16cid="http://schemas.microsoft.com/office/word/2016/wordml/cid" xmlns:w16="http://schemas.microsoft.com/office/word/2018/wordml" xmlns:w16du="http://schemas.microsoft.com/office/word/2023/wordml/word16du" xmlns:w16sdtdh="http://schemas.microsoft.com/office/word/2020/wordml/sdtdatahash" xmlns:w16sdtfl="http://schemas.microsoft.com/office/word/2024/wordml/sdtformatlock" xmlns:w16se="http://schemas.microsoft.com/office/word/2015/wordml/symex" xmlns:wpg="http://schemas.microsoft.com/office/word/2010/wordprocessingGroup" xmlns:wpi="http://schemas.microsoft.com/office/word/2010/wordprocessingInk" xmlns:wne="http://schemas.microsoft.com/office/word/2006/wordml" xmlns:wps="http://schemas.microsoft.com/office/word/2010/wordprocessingShape" mc:Ignorable="w14 w15 w16se w16cid w16 w16cex w16sdtdh w16sdtfl w16du wp14">
+<w:ftr xmlns:wpc="http://schemas.microsoft.com/office/word/2010/wordprocessingCanvas" xmlns:cx="http://schemas.microsoft.com/office/drawing/2014/chartex" xmlns:cx1="http://schemas.microsoft.com/office/drawing/2015/9/8/chartex" xmlns:mc="http://schemas.openxmlformats.org/markup-compatibility/2006" xmlns:o="urn:schemas-microsoft-com:office:office" xmlns:r="http://schemas.openxmlformats.org/officeDocument/2006/relationships" xmlns:m="http://schemas.openxmlformats.org/officeDocument/2006/math" xmlns:v="urn:schemas-microsoft-com:vml" xmlns:wp14="http://schemas.microsoft.com/office/word/2010/wordprocessingDrawing" xmlns:wp="http://schemas.openxmlformats.org/drawingml/2006/wordprocessingDrawing" xmlns:w10="urn:schemas-microsoft-com:office:word" xmlns:w="http://schemas.openxmlformats.org/wordprocessingml/2006/main" xmlns:w14="http://schemas.microsoft.com/office/word/2010/wordml" xmlns:w15="http://schemas.microsoft.com/office/word/2012/wordml" xmlns:w16se="http://schemas.microsoft.com/office/word/2015/wordml/symex" xmlns:wpg="http://schemas.microsoft.com/office/word/2010/wordprocessingGroup" xmlns:wpi="http://schemas.microsoft.com/office/word/2010/wordprocessingInk" xmlns:wne="http://schemas.microsoft.com/office/word/2006/wordml" xmlns:wps="http://schemas.microsoft.com/office/word/2010/wordprocessingShape" mc:Ignorable="w14 w15 w16se wp14">
   <w:p>
     <w:pPr>
       <w:pStyle w:val="Footer"/>
@@ -33345,7 +33817,7 @@
 </file>
 
 <file path=word/footer2.xml><?xml version="1.0" encoding="utf-8"?>
-<w:ftr xmlns:wpc="http://schemas.microsoft.com/office/word/2010/wordprocessingCanvas" xmlns:cx="http://schemas.microsoft.com/office/drawing/2014/chartex" xmlns:cx1="http://schemas.microsoft.com/office/drawing/2015/9/8/chartex" xmlns:cx2="http://schemas.microsoft.com/office/drawing/2015/10/21/chartex" xmlns:cx3="http://schemas.microsoft.com/office/drawing/2016/5/9/chartex" xmlns:cx4="http://schemas.microsoft.com/office/drawing/2016/5/10/chartex" xmlns:cx5="http://schemas.microsoft.com/office/drawing/2016/5/11/chartex" xmlns:cx6="http://schemas.microsoft.com/office/drawing/2016/5/12/chartex" xmlns:cx7="http://schemas.microsoft.com/office/drawing/2016/5/13/chartex" xmlns:cx8="http://schemas.microsoft.com/office/drawing/2016/5/14/chartex" xmlns:mc="http://schemas.openxmlformats.org/markup-compatibility/2006" xmlns:aink="http://schemas.microsoft.com/office/drawing/2016/ink" xmlns:am3d="http://schemas.microsoft.com/office/drawing/2017/model3d" xmlns:o="urn:schemas-microsoft-com:office:office" xmlns:oel="http://schemas.microsoft.com/office/2019/extlst" xmlns:r="http://schemas.openxmlformats.org/officeDocument/2006/relationships" xmlns:m="http://schemas.openxmlformats.org/officeDocument/2006/math" xmlns:v="urn:schemas-microsoft-com:vml" xmlns:wp14="http://schemas.microsoft.com/office/word/2010/wordprocessingDrawing" xmlns:wp="http://schemas.openxmlformats.org/drawingml/2006/wordprocessingDrawing" xmlns:w10="urn:schemas-microsoft-com:office:word" xmlns:w="http://schemas.openxmlformats.org/wordprocessingml/2006/main" xmlns:w14="http://schemas.microsoft.com/office/word/2010/wordml" xmlns:w15="http://schemas.microsoft.com/office/word/2012/wordml" xmlns:w16cei="http://schemas.microsoft.com/office/word/2026/wordml/cei" xmlns:w16cex="http://schemas.microsoft.com/office/word/2018/wordml/cex" xmlns:w16cid="http://schemas.microsoft.com/office/word/2016/wordml/cid" xmlns:w16="http://schemas.microsoft.com/office/word/2018/wordml" xmlns:w16du="http://schemas.microsoft.com/office/word/2023/wordml/word16du" xmlns:w16sdtdh="http://schemas.microsoft.com/office/word/2020/wordml/sdtdatahash" xmlns:w16sdtfl="http://schemas.microsoft.com/office/word/2024/wordml/sdtformatlock" xmlns:w16se="http://schemas.microsoft.com/office/word/2015/wordml/symex" xmlns:wpg="http://schemas.microsoft.com/office/word/2010/wordprocessingGroup" xmlns:wpi="http://schemas.microsoft.com/office/word/2010/wordprocessingInk" xmlns:wne="http://schemas.microsoft.com/office/word/2006/wordml" xmlns:wps="http://schemas.microsoft.com/office/word/2010/wordprocessingShape" mc:Ignorable="w14 w15 w16se w16cid w16 w16cex w16sdtdh w16sdtfl w16du wp14">
+<w:ftr xmlns:wpc="http://schemas.microsoft.com/office/word/2010/wordprocessingCanvas" xmlns:cx="http://schemas.microsoft.com/office/drawing/2014/chartex" xmlns:cx1="http://schemas.microsoft.com/office/drawing/2015/9/8/chartex" xmlns:mc="http://schemas.openxmlformats.org/markup-compatibility/2006" xmlns:o="urn:schemas-microsoft-com:office:office" xmlns:r="http://schemas.openxmlformats.org/officeDocument/2006/relationships" xmlns:m="http://schemas.openxmlformats.org/officeDocument/2006/math" xmlns:v="urn:schemas-microsoft-com:vml" xmlns:wp14="http://schemas.microsoft.com/office/word/2010/wordprocessingDrawing" xmlns:wp="http://schemas.openxmlformats.org/drawingml/2006/wordprocessingDrawing" xmlns:w10="urn:schemas-microsoft-com:office:word" xmlns:w="http://schemas.openxmlformats.org/wordprocessingml/2006/main" xmlns:w14="http://schemas.microsoft.com/office/word/2010/wordml" xmlns:w15="http://schemas.microsoft.com/office/word/2012/wordml" xmlns:w16se="http://schemas.microsoft.com/office/word/2015/wordml/symex" xmlns:wpg="http://schemas.microsoft.com/office/word/2010/wordprocessingGroup" xmlns:wpi="http://schemas.microsoft.com/office/word/2010/wordprocessingInk" xmlns:wne="http://schemas.microsoft.com/office/word/2006/wordml" xmlns:wps="http://schemas.microsoft.com/office/word/2010/wordprocessingShape" mc:Ignorable="w14 w15 w16se wp14">
   <w:tbl>
     <w:tblPr>
       <w:tblW w:w="0" w:type="auto"/>
@@ -33406,7 +33878,7 @@
 </file>
 
 <file path=word/footer3.xml><?xml version="1.0" encoding="utf-8"?>
-<w:ftr xmlns:wpc="http://schemas.microsoft.com/office/word/2010/wordprocessingCanvas" xmlns:cx="http://schemas.microsoft.com/office/drawing/2014/chartex" xmlns:cx1="http://schemas.microsoft.com/office/drawing/2015/9/8/chartex" xmlns:cx2="http://schemas.microsoft.com/office/drawing/2015/10/21/chartex" xmlns:cx3="http://schemas.microsoft.com/office/drawing/2016/5/9/chartex" xmlns:cx4="http://schemas.microsoft.com/office/drawing/2016/5/10/chartex" xmlns:cx5="http://schemas.microsoft.com/office/drawing/2016/5/11/chartex" xmlns:cx6="http://schemas.microsoft.com/office/drawing/2016/5/12/chartex" xmlns:cx7="http://schemas.microsoft.com/office/drawing/2016/5/13/chartex" xmlns:cx8="http://schemas.microsoft.com/office/drawing/2016/5/14/chartex" xmlns:mc="http://schemas.openxmlformats.org/markup-compatibility/2006" xmlns:aink="http://schemas.microsoft.com/office/drawing/2016/ink" xmlns:am3d="http://schemas.microsoft.com/office/drawing/2017/model3d" xmlns:o="urn:schemas-microsoft-com:office:office" xmlns:oel="http://schemas.microsoft.com/office/2019/extlst" xmlns:r="http://schemas.openxmlformats.org/officeDocument/2006/relationships" xmlns:m="http://schemas.openxmlformats.org/officeDocument/2006/math" xmlns:v="urn:schemas-microsoft-com:vml" xmlns:wp14="http://schemas.microsoft.com/office/word/2010/wordprocessingDrawing" xmlns:wp="http://schemas.openxmlformats.org/drawingml/2006/wordprocessingDrawing" xmlns:w10="urn:schemas-microsoft-com:office:word" xmlns:w="http://schemas.openxmlformats.org/wordprocessingml/2006/main" xmlns:w14="http://schemas.microsoft.com/office/word/2010/wordml" xmlns:w15="http://schemas.microsoft.com/office/word/2012/wordml" xmlns:w16cei="http://schemas.microsoft.com/office/word/2026/wordml/cei" xmlns:w16cex="http://schemas.microsoft.com/office/word/2018/wordml/cex" xmlns:w16cid="http://schemas.microsoft.com/office/word/2016/wordml/cid" xmlns:w16="http://schemas.microsoft.com/office/word/2018/wordml" xmlns:w16du="http://schemas.microsoft.com/office/word/2023/wordml/word16du" xmlns:w16sdtdh="http://schemas.microsoft.com/office/word/2020/wordml/sdtdatahash" xmlns:w16sdtfl="http://schemas.microsoft.com/office/word/2024/wordml/sdtformatlock" xmlns:w16se="http://schemas.microsoft.com/office/word/2015/wordml/symex" xmlns:wpg="http://schemas.microsoft.com/office/word/2010/wordprocessingGroup" xmlns:wpi="http://schemas.microsoft.com/office/word/2010/wordprocessingInk" xmlns:wne="http://schemas.microsoft.com/office/word/2006/wordml" xmlns:wps="http://schemas.microsoft.com/office/word/2010/wordprocessingShape" mc:Ignorable="w14 w15 w16se w16cid w16 w16cex w16sdtdh w16sdtfl w16du wp14">
+<w:ftr xmlns:wpc="http://schemas.microsoft.com/office/word/2010/wordprocessingCanvas" xmlns:cx="http://schemas.microsoft.com/office/drawing/2014/chartex" xmlns:cx1="http://schemas.microsoft.com/office/drawing/2015/9/8/chartex" xmlns:mc="http://schemas.openxmlformats.org/markup-compatibility/2006" xmlns:o="urn:schemas-microsoft-com:office:office" xmlns:r="http://schemas.openxmlformats.org/officeDocument/2006/relationships" xmlns:m="http://schemas.openxmlformats.org/officeDocument/2006/math" xmlns:v="urn:schemas-microsoft-com:vml" xmlns:wp14="http://schemas.microsoft.com/office/word/2010/wordprocessingDrawing" xmlns:wp="http://schemas.openxmlformats.org/drawingml/2006/wordprocessingDrawing" xmlns:w10="urn:schemas-microsoft-com:office:word" xmlns:w="http://schemas.openxmlformats.org/wordprocessingml/2006/main" xmlns:w14="http://schemas.microsoft.com/office/word/2010/wordml" xmlns:w15="http://schemas.microsoft.com/office/word/2012/wordml" xmlns:w16se="http://schemas.microsoft.com/office/word/2015/wordml/symex" xmlns:wpg="http://schemas.microsoft.com/office/word/2010/wordprocessingGroup" xmlns:wpi="http://schemas.microsoft.com/office/word/2010/wordprocessingInk" xmlns:wne="http://schemas.microsoft.com/office/word/2006/wordml" xmlns:wps="http://schemas.microsoft.com/office/word/2010/wordprocessingShape" mc:Ignorable="w14 w15 w16se wp14">
   <w:p>
     <w:pPr>
       <w:pStyle w:val="Footer"/>
@@ -33416,7 +33888,7 @@
 </file>
 
 <file path=word/footnotes.xml><?xml version="1.0" encoding="utf-8"?>
-<w:footnotes xmlns:wpc="http://schemas.microsoft.com/office/word/2010/wordprocessingCanvas" xmlns:cx="http://schemas.microsoft.com/office/drawing/2014/chartex" xmlns:cx1="http://schemas.microsoft.com/office/drawing/2015/9/8/chartex" xmlns:cx2="http://schemas.microsoft.com/office/drawing/2015/10/21/chartex" xmlns:cx3="http://schemas.microsoft.com/office/drawing/2016/5/9/chartex" xmlns:cx4="http://schemas.microsoft.com/office/drawing/2016/5/10/chartex" xmlns:cx5="http://schemas.microsoft.com/office/drawing/2016/5/11/chartex" xmlns:cx6="http://schemas.microsoft.com/office/drawing/2016/5/12/chartex" xmlns:cx7="http://schemas.microsoft.com/office/drawing/2016/5/13/chartex" xmlns:cx8="http://schemas.microsoft.com/office/drawing/2016/5/14/chartex" xmlns:mc="http://schemas.openxmlformats.org/markup-compatibility/2006" xmlns:aink="http://schemas.microsoft.com/office/drawing/2016/ink" xmlns:am3d="http://schemas.microsoft.com/office/drawing/2017/model3d" xmlns:o="urn:schemas-microsoft-com:office:office" xmlns:oel="http://schemas.microsoft.com/office/2019/extlst" xmlns:r="http://schemas.openxmlformats.org/officeDocument/2006/relationships" xmlns:m="http://schemas.openxmlformats.org/officeDocument/2006/math" xmlns:v="urn:schemas-microsoft-com:vml" xmlns:wp14="http://schemas.microsoft.com/office/word/2010/wordprocessingDrawing" xmlns:wp="http://schemas.openxmlformats.org/drawingml/2006/wordprocessingDrawing" xmlns:w10="urn:schemas-microsoft-com:office:word" xmlns:w="http://schemas.openxmlformats.org/wordprocessingml/2006/main" xmlns:w14="http://schemas.microsoft.com/office/word/2010/wordml" xmlns:w15="http://schemas.microsoft.com/office/word/2012/wordml" xmlns:w16cei="http://schemas.microsoft.com/office/word/2026/wordml/cei" xmlns:w16cex="http://schemas.microsoft.com/office/word/2018/wordml/cex" xmlns:w16cid="http://schemas.microsoft.com/office/word/2016/wordml/cid" xmlns:w16="http://schemas.microsoft.com/office/word/2018/wordml" xmlns:w16du="http://schemas.microsoft.com/office/word/2023/wordml/word16du" xmlns:w16sdtdh="http://schemas.microsoft.com/office/word/2020/wordml/sdtdatahash" xmlns:w16sdtfl="http://schemas.microsoft.com/office/word/2024/wordml/sdtformatlock" xmlns:w16se="http://schemas.microsoft.com/office/word/2015/wordml/symex" xmlns:wpg="http://schemas.microsoft.com/office/word/2010/wordprocessingGroup" xmlns:wpi="http://schemas.microsoft.com/office/word/2010/wordprocessingInk" xmlns:wne="http://schemas.microsoft.com/office/word/2006/wordml" xmlns:wps="http://schemas.microsoft.com/office/word/2010/wordprocessingShape" mc:Ignorable="w14 w15 w16se w16cid w16 w16cex w16sdtdh w16sdtfl w16du wp14">
+<w:footnotes xmlns:wpc="http://schemas.microsoft.com/office/word/2010/wordprocessingCanvas" xmlns:cx="http://schemas.microsoft.com/office/drawing/2014/chartex" xmlns:cx1="http://schemas.microsoft.com/office/drawing/2015/9/8/chartex" xmlns:mc="http://schemas.openxmlformats.org/markup-compatibility/2006" xmlns:o="urn:schemas-microsoft-com:office:office" xmlns:r="http://schemas.openxmlformats.org/officeDocument/2006/relationships" xmlns:m="http://schemas.openxmlformats.org/officeDocument/2006/math" xmlns:v="urn:schemas-microsoft-com:vml" xmlns:wp14="http://schemas.microsoft.com/office/word/2010/wordprocessingDrawing" xmlns:wp="http://schemas.openxmlformats.org/drawingml/2006/wordprocessingDrawing" xmlns:w10="urn:schemas-microsoft-com:office:word" xmlns:w="http://schemas.openxmlformats.org/wordprocessingml/2006/main" xmlns:w14="http://schemas.microsoft.com/office/word/2010/wordml" xmlns:w15="http://schemas.microsoft.com/office/word/2012/wordml" xmlns:w16se="http://schemas.microsoft.com/office/word/2015/wordml/symex" xmlns:wpg="http://schemas.microsoft.com/office/word/2010/wordprocessingGroup" xmlns:wpi="http://schemas.microsoft.com/office/word/2010/wordprocessingInk" xmlns:wne="http://schemas.microsoft.com/office/word/2006/wordml" xmlns:wps="http://schemas.microsoft.com/office/word/2010/wordprocessingShape" mc:Ignorable="w14 w15 w16se wp14">
   <w:footnote w:type="separator" w:id="-1">
     <w:p>
       <w:pPr>
@@ -33441,7 +33913,7 @@
 </file>
 
 <file path=word/header1.xml><?xml version="1.0" encoding="utf-8"?>
-<w:hdr xmlns:wpc="http://schemas.microsoft.com/office/word/2010/wordprocessingCanvas" xmlns:cx="http://schemas.microsoft.com/office/drawing/2014/chartex" xmlns:cx1="http://schemas.microsoft.com/office/drawing/2015/9/8/chartex" xmlns:cx2="http://schemas.microsoft.com/office/drawing/2015/10/21/chartex" xmlns:cx3="http://schemas.microsoft.com/office/drawing/2016/5/9/chartex" xmlns:cx4="http://schemas.microsoft.com/office/drawing/2016/5/10/chartex" xmlns:cx5="http://schemas.microsoft.com/office/drawing/2016/5/11/chartex" xmlns:cx6="http://schemas.microsoft.com/office/drawing/2016/5/12/chartex" xmlns:cx7="http://schemas.microsoft.com/office/drawing/2016/5/13/chartex" xmlns:cx8="http://schemas.microsoft.com/office/drawing/2016/5/14/chartex" xmlns:mc="http://schemas.openxmlformats.org/markup-compatibility/2006" xmlns:aink="http://schemas.microsoft.com/office/drawing/2016/ink" xmlns:am3d="http://schemas.microsoft.com/office/drawing/2017/model3d" xmlns:o="urn:schemas-microsoft-com:office:office" xmlns:oel="http://schemas.microsoft.com/office/2019/extlst" xmlns:r="http://schemas.openxmlformats.org/officeDocument/2006/relationships" xmlns:m="http://schemas.openxmlformats.org/officeDocument/2006/math" xmlns:v="urn:schemas-microsoft-com:vml" xmlns:wp14="http://schemas.microsoft.com/office/word/2010/wordprocessingDrawing" xmlns:wp="http://schemas.openxmlformats.org/drawingml/2006/wordprocessingDrawing" xmlns:w10="urn:schemas-microsoft-com:office:word" xmlns:w="http://schemas.openxmlformats.org/wordprocessingml/2006/main" xmlns:w14="http://schemas.microsoft.com/office/word/2010/wordml" xmlns:w15="http://schemas.microsoft.com/office/word/2012/wordml" xmlns:w16cei="http://schemas.microsoft.com/office/word/2026/wordml/cei" xmlns:w16cex="http://schemas.microsoft.com/office/word/2018/wordml/cex" xmlns:w16cid="http://schemas.microsoft.com/office/word/2016/wordml/cid" xmlns:w16="http://schemas.microsoft.com/office/word/2018/wordml" xmlns:w16du="http://schemas.microsoft.com/office/word/2023/wordml/word16du" xmlns:w16sdtdh="http://schemas.microsoft.com/office/word/2020/wordml/sdtdatahash" xmlns:w16sdtfl="http://schemas.microsoft.com/office/word/2024/wordml/sdtformatlock" xmlns:w16se="http://schemas.microsoft.com/office/word/2015/wordml/symex" xmlns:wpg="http://schemas.microsoft.com/office/word/2010/wordprocessingGroup" xmlns:wpi="http://schemas.microsoft.com/office/word/2010/wordprocessingInk" xmlns:wne="http://schemas.microsoft.com/office/word/2006/wordml" xmlns:wps="http://schemas.microsoft.com/office/word/2010/wordprocessingShape" mc:Ignorable="w14 w15 w16se w16cid w16 w16cex w16sdtdh w16sdtfl w16du wp14">
+<w:hdr xmlns:wpc="http://schemas.microsoft.com/office/word/2010/wordprocessingCanvas" xmlns:cx="http://schemas.microsoft.com/office/drawing/2014/chartex" xmlns:cx1="http://schemas.microsoft.com/office/drawing/2015/9/8/chartex" xmlns:mc="http://schemas.openxmlformats.org/markup-compatibility/2006" xmlns:o="urn:schemas-microsoft-com:office:office" xmlns:r="http://schemas.openxmlformats.org/officeDocument/2006/relationships" xmlns:m="http://schemas.openxmlformats.org/officeDocument/2006/math" xmlns:v="urn:schemas-microsoft-com:vml" xmlns:wp14="http://schemas.microsoft.com/office/word/2010/wordprocessingDrawing" xmlns:wp="http://schemas.openxmlformats.org/drawingml/2006/wordprocessingDrawing" xmlns:w10="urn:schemas-microsoft-com:office:word" xmlns:w="http://schemas.openxmlformats.org/wordprocessingml/2006/main" xmlns:w14="http://schemas.microsoft.com/office/word/2010/wordml" xmlns:w15="http://schemas.microsoft.com/office/word/2012/wordml" xmlns:w16se="http://schemas.microsoft.com/office/word/2015/wordml/symex" xmlns:wpg="http://schemas.microsoft.com/office/word/2010/wordprocessingGroup" xmlns:wpi="http://schemas.microsoft.com/office/word/2010/wordprocessingInk" xmlns:wne="http://schemas.microsoft.com/office/word/2006/wordml" xmlns:wps="http://schemas.microsoft.com/office/word/2010/wordprocessingShape" mc:Ignorable="w14 w15 w16se wp14">
   <w:p>
     <w:pPr>
       <w:pStyle w:val="Header"/>
@@ -33451,7 +33923,7 @@
 </file>
 
 <file path=word/header2.xml><?xml version="1.0" encoding="utf-8"?>
-<w:hdr xmlns:wpc="http://schemas.microsoft.com/office/word/2010/wordprocessingCanvas" xmlns:cx="http://schemas.microsoft.com/office/drawing/2014/chartex" xmlns:cx1="http://schemas.microsoft.com/office/drawing/2015/9/8/chartex" xmlns:cx2="http://schemas.microsoft.com/office/drawing/2015/10/21/chartex" xmlns:cx3="http://schemas.microsoft.com/office/drawing/2016/5/9/chartex" xmlns:cx4="http://schemas.microsoft.com/office/drawing/2016/5/10/chartex" xmlns:cx5="http://schemas.microsoft.com/office/drawing/2016/5/11/chartex" xmlns:cx6="http://schemas.microsoft.com/office/drawing/2016/5/12/chartex" xmlns:cx7="http://schemas.microsoft.com/office/drawing/2016/5/13/chartex" xmlns:cx8="http://schemas.microsoft.com/office/drawing/2016/5/14/chartex" xmlns:mc="http://schemas.openxmlformats.org/markup-compatibility/2006" xmlns:aink="http://schemas.microsoft.com/office/drawing/2016/ink" xmlns:am3d="http://schemas.microsoft.com/office/drawing/2017/model3d" xmlns:o="urn:schemas-microsoft-com:office:office" xmlns:oel="http://schemas.microsoft.com/office/2019/extlst" xmlns:r="http://schemas.openxmlformats.org/officeDocument/2006/relationships" xmlns:m="http://schemas.openxmlformats.org/officeDocument/2006/math" xmlns:v="urn:schemas-microsoft-com:vml" xmlns:wp14="http://schemas.microsoft.com/office/word/2010/wordprocessingDrawing" xmlns:wp="http://schemas.openxmlformats.org/drawingml/2006/wordprocessingDrawing" xmlns:w10="urn:schemas-microsoft-com:office:word" xmlns:w="http://schemas.openxmlformats.org/wordprocessingml/2006/main" xmlns:w14="http://schemas.microsoft.com/office/word/2010/wordml" xmlns:w15="http://schemas.microsoft.com/office/word/2012/wordml" xmlns:w16cei="http://schemas.microsoft.com/office/word/2026/wordml/cei" xmlns:w16cex="http://schemas.microsoft.com/office/word/2018/wordml/cex" xmlns:w16cid="http://schemas.microsoft.com/office/word/2016/wordml/cid" xmlns:w16="http://schemas.microsoft.com/office/word/2018/wordml" xmlns:w16du="http://schemas.microsoft.com/office/word/2023/wordml/word16du" xmlns:w16sdtdh="http://schemas.microsoft.com/office/word/2020/wordml/sdtdatahash" xmlns:w16sdtfl="http://schemas.microsoft.com/office/word/2024/wordml/sdtformatlock" xmlns:w16se="http://schemas.microsoft.com/office/word/2015/wordml/symex" xmlns:wpg="http://schemas.microsoft.com/office/word/2010/wordprocessingGroup" xmlns:wpi="http://schemas.microsoft.com/office/word/2010/wordprocessingInk" xmlns:wne="http://schemas.microsoft.com/office/word/2006/wordml" xmlns:wps="http://schemas.microsoft.com/office/word/2010/wordprocessingShape" mc:Ignorable="w14 w15 w16se w16cid w16 w16cex w16sdtdh w16sdtfl w16du wp14">
+<w:hdr xmlns:wpc="http://schemas.microsoft.com/office/word/2010/wordprocessingCanvas" xmlns:cx="http://schemas.microsoft.com/office/drawing/2014/chartex" xmlns:cx1="http://schemas.microsoft.com/office/drawing/2015/9/8/chartex" xmlns:mc="http://schemas.openxmlformats.org/markup-compatibility/2006" xmlns:o="urn:schemas-microsoft-com:office:office" xmlns:r="http://schemas.openxmlformats.org/officeDocument/2006/relationships" xmlns:m="http://schemas.openxmlformats.org/officeDocument/2006/math" xmlns:v="urn:schemas-microsoft-com:vml" xmlns:wp14="http://schemas.microsoft.com/office/word/2010/wordprocessingDrawing" xmlns:wp="http://schemas.openxmlformats.org/drawingml/2006/wordprocessingDrawing" xmlns:w10="urn:schemas-microsoft-com:office:word" xmlns:w="http://schemas.openxmlformats.org/wordprocessingml/2006/main" xmlns:w14="http://schemas.microsoft.com/office/word/2010/wordml" xmlns:w15="http://schemas.microsoft.com/office/word/2012/wordml" xmlns:w16se="http://schemas.microsoft.com/office/word/2015/wordml/symex" xmlns:wpg="http://schemas.microsoft.com/office/word/2010/wordprocessingGroup" xmlns:wpi="http://schemas.microsoft.com/office/word/2010/wordprocessingInk" xmlns:wne="http://schemas.microsoft.com/office/word/2006/wordml" xmlns:wps="http://schemas.microsoft.com/office/word/2010/wordprocessingShape" mc:Ignorable="w14 w15 w16se wp14">
   <w:sdt>
     <w:sdtPr>
       <w:id w:val="-1355652215"/>
@@ -33460,6 +33932,7 @@
         <w:docPartUnique/>
       </w:docPartObj>
     </w:sdtPr>
+    <w:sdtEndPr/>
     <w:sdtContent>
       <w:p>
         <w:pPr>
@@ -33508,7 +33981,7 @@
 </file>
 
 <file path=word/header3.xml><?xml version="1.0" encoding="utf-8"?>
-<w:hdr xmlns:wpc="http://schemas.microsoft.com/office/word/2010/wordprocessingCanvas" xmlns:cx="http://schemas.microsoft.com/office/drawing/2014/chartex" xmlns:cx1="http://schemas.microsoft.com/office/drawing/2015/9/8/chartex" xmlns:cx2="http://schemas.microsoft.com/office/drawing/2015/10/21/chartex" xmlns:cx3="http://schemas.microsoft.com/office/drawing/2016/5/9/chartex" xmlns:cx4="http://schemas.microsoft.com/office/drawing/2016/5/10/chartex" xmlns:cx5="http://schemas.microsoft.com/office/drawing/2016/5/11/chartex" xmlns:cx6="http://schemas.microsoft.com/office/drawing/2016/5/12/chartex" xmlns:cx7="http://schemas.microsoft.com/office/drawing/2016/5/13/chartex" xmlns:cx8="http://schemas.microsoft.com/office/drawing/2016/5/14/chartex" xmlns:mc="http://schemas.openxmlformats.org/markup-compatibility/2006" xmlns:aink="http://schemas.microsoft.com/office/drawing/2016/ink" xmlns:am3d="http://schemas.microsoft.com/office/drawing/2017/model3d" xmlns:o="urn:schemas-microsoft-com:office:office" xmlns:oel="http://schemas.microsoft.com/office/2019/extlst" xmlns:r="http://schemas.openxmlformats.org/officeDocument/2006/relationships" xmlns:m="http://schemas.openxmlformats.org/officeDocument/2006/math" xmlns:v="urn:schemas-microsoft-com:vml" xmlns:wp14="http://schemas.microsoft.com/office/word/2010/wordprocessingDrawing" xmlns:wp="http://schemas.openxmlformats.org/drawingml/2006/wordprocessingDrawing" xmlns:w10="urn:schemas-microsoft-com:office:word" xmlns:w="http://schemas.openxmlformats.org/wordprocessingml/2006/main" xmlns:w14="http://schemas.microsoft.com/office/word/2010/wordml" xmlns:w15="http://schemas.microsoft.com/office/word/2012/wordml" xmlns:w16cei="http://schemas.microsoft.com/office/word/2026/wordml/cei" xmlns:w16cex="http://schemas.microsoft.com/office/word/2018/wordml/cex" xmlns:w16cid="http://schemas.microsoft.com/office/word/2016/wordml/cid" xmlns:w16="http://schemas.microsoft.com/office/word/2018/wordml" xmlns:w16du="http://schemas.microsoft.com/office/word/2023/wordml/word16du" xmlns:w16sdtdh="http://schemas.microsoft.com/office/word/2020/wordml/sdtdatahash" xmlns:w16sdtfl="http://schemas.microsoft.com/office/word/2024/wordml/sdtformatlock" xmlns:w16se="http://schemas.microsoft.com/office/word/2015/wordml/symex" xmlns:wpg="http://schemas.microsoft.com/office/word/2010/wordprocessingGroup" xmlns:wpi="http://schemas.microsoft.com/office/word/2010/wordprocessingInk" xmlns:wne="http://schemas.microsoft.com/office/word/2006/wordml" xmlns:wps="http://schemas.microsoft.com/office/word/2010/wordprocessingShape" mc:Ignorable="w14 w15 w16se w16cid w16 w16cex w16sdtdh w16sdtfl w16du wp14">
+<w:hdr xmlns:wpc="http://schemas.microsoft.com/office/word/2010/wordprocessingCanvas" xmlns:cx="http://schemas.microsoft.com/office/drawing/2014/chartex" xmlns:cx1="http://schemas.microsoft.com/office/drawing/2015/9/8/chartex" xmlns:mc="http://schemas.openxmlformats.org/markup-compatibility/2006" xmlns:o="urn:schemas-microsoft-com:office:office" xmlns:r="http://schemas.openxmlformats.org/officeDocument/2006/relationships" xmlns:m="http://schemas.openxmlformats.org/officeDocument/2006/math" xmlns:v="urn:schemas-microsoft-com:vml" xmlns:wp14="http://schemas.microsoft.com/office/word/2010/wordprocessingDrawing" xmlns:wp="http://schemas.openxmlformats.org/drawingml/2006/wordprocessingDrawing" xmlns:w10="urn:schemas-microsoft-com:office:word" xmlns:w="http://schemas.openxmlformats.org/wordprocessingml/2006/main" xmlns:w14="http://schemas.microsoft.com/office/word/2010/wordml" xmlns:w15="http://schemas.microsoft.com/office/word/2012/wordml" xmlns:w16se="http://schemas.microsoft.com/office/word/2015/wordml/symex" xmlns:wpg="http://schemas.microsoft.com/office/word/2010/wordprocessingGroup" xmlns:wpi="http://schemas.microsoft.com/office/word/2010/wordprocessingInk" xmlns:wne="http://schemas.microsoft.com/office/word/2006/wordml" xmlns:wps="http://schemas.microsoft.com/office/word/2010/wordprocessingShape" mc:Ignorable="w14 w15 w16se wp14">
   <w:p>
     <w:pPr>
       <w:pStyle w:val="Header"/>
@@ -33518,7 +33991,7 @@
 </file>
 
 <file path=word/numbering.xml><?xml version="1.0" encoding="utf-8"?>
-<w:numbering xmlns:wpc="http://schemas.microsoft.com/office/word/2010/wordprocessingCanvas" xmlns:cx="http://schemas.microsoft.com/office/drawing/2014/chartex" xmlns:cx1="http://schemas.microsoft.com/office/drawing/2015/9/8/chartex" xmlns:cx2="http://schemas.microsoft.com/office/drawing/2015/10/21/chartex" xmlns:cx3="http://schemas.microsoft.com/office/drawing/2016/5/9/chartex" xmlns:cx4="http://schemas.microsoft.com/office/drawing/2016/5/10/chartex" xmlns:cx5="http://schemas.microsoft.com/office/drawing/2016/5/11/chartex" xmlns:cx6="http://schemas.microsoft.com/office/drawing/2016/5/12/chartex" xmlns:cx7="http://schemas.microsoft.com/office/drawing/2016/5/13/chartex" xmlns:cx8="http://schemas.microsoft.com/office/drawing/2016/5/14/chartex" xmlns:mc="http://schemas.openxmlformats.org/markup-compatibility/2006" xmlns:aink="http://schemas.microsoft.com/office/drawing/2016/ink" xmlns:am3d="http://schemas.microsoft.com/office/drawing/2017/model3d" xmlns:o="urn:schemas-microsoft-com:office:office" xmlns:oel="http://schemas.microsoft.com/office/2019/extlst" xmlns:r="http://schemas.openxmlformats.org/officeDocument/2006/relationships" xmlns:m="http://schemas.openxmlformats.org/officeDocument/2006/math" xmlns:v="urn:schemas-microsoft-com:vml" xmlns:wp14="http://schemas.microsoft.com/office/word/2010/wordprocessingDrawing" xmlns:wp="http://schemas.openxmlformats.org/drawingml/2006/wordprocessingDrawing" xmlns:w10="urn:schemas-microsoft-com:office:word" xmlns:w="http://schemas.openxmlformats.org/wordprocessingml/2006/main" xmlns:w14="http://schemas.microsoft.com/office/word/2010/wordml" xmlns:w15="http://schemas.microsoft.com/office/word/2012/wordml" xmlns:w16cei="http://schemas.microsoft.com/office/word/2026/wordml/cei" xmlns:w16cex="http://schemas.microsoft.com/office/word/2018/wordml/cex" xmlns:w16cid="http://schemas.microsoft.com/office/word/2016/wordml/cid" xmlns:w16="http://schemas.microsoft.com/office/word/2018/wordml" xmlns:w16du="http://schemas.microsoft.com/office/word/2023/wordml/word16du" xmlns:w16sdtdh="http://schemas.microsoft.com/office/word/2020/wordml/sdtdatahash" xmlns:w16sdtfl="http://schemas.microsoft.com/office/word/2024/wordml/sdtformatlock" xmlns:w16se="http://schemas.microsoft.com/office/word/2015/wordml/symex" xmlns:wpg="http://schemas.microsoft.com/office/word/2010/wordprocessingGroup" xmlns:wpi="http://schemas.microsoft.com/office/word/2010/wordprocessingInk" xmlns:wne="http://schemas.microsoft.com/office/word/2006/wordml" xmlns:wps="http://schemas.microsoft.com/office/word/2010/wordprocessingShape" mc:Ignorable="w14 w15 w16se w16cid w16 w16cex w16sdtdh w16sdtfl w16du wp14">
+<w:numbering xmlns:wpc="http://schemas.microsoft.com/office/word/2010/wordprocessingCanvas" xmlns:cx="http://schemas.microsoft.com/office/drawing/2014/chartex" xmlns:cx1="http://schemas.microsoft.com/office/drawing/2015/9/8/chartex" xmlns:mc="http://schemas.openxmlformats.org/markup-compatibility/2006" xmlns:o="urn:schemas-microsoft-com:office:office" xmlns:r="http://schemas.openxmlformats.org/officeDocument/2006/relationships" xmlns:m="http://schemas.openxmlformats.org/officeDocument/2006/math" xmlns:v="urn:schemas-microsoft-com:vml" xmlns:wp14="http://schemas.microsoft.com/office/word/2010/wordprocessingDrawing" xmlns:wp="http://schemas.openxmlformats.org/drawingml/2006/wordprocessingDrawing" xmlns:w10="urn:schemas-microsoft-com:office:word" xmlns:w="http://schemas.openxmlformats.org/wordprocessingml/2006/main" xmlns:w14="http://schemas.microsoft.com/office/word/2010/wordml" xmlns:w15="http://schemas.microsoft.com/office/word/2012/wordml" xmlns:w16se="http://schemas.microsoft.com/office/word/2015/wordml/symex" xmlns:wpg="http://schemas.microsoft.com/office/word/2010/wordprocessingGroup" xmlns:wpi="http://schemas.microsoft.com/office/word/2010/wordprocessingInk" xmlns:wne="http://schemas.microsoft.com/office/word/2006/wordml" xmlns:wps="http://schemas.microsoft.com/office/word/2010/wordprocessingShape" mc:Ignorable="w14 w15 w16se wp14">
   <w:abstractNum w:abstractNumId="0" w15:restartNumberingAfterBreak="0">
     <w:nsid w:val="02473316"/>
     <w:multiLevelType w:val="hybridMultilevel"/>
@@ -35514,80 +35987,80 @@
       </w:pPr>
     </w:lvl>
   </w:abstractNum>
-  <w:num w:numId="1" w16cid:durableId="754204204">
+  <w:num w:numId="1">
     <w:abstractNumId w:val="20"/>
   </w:num>
-  <w:num w:numId="2" w16cid:durableId="1174295874">
+  <w:num w:numId="2">
     <w:abstractNumId w:val="19"/>
   </w:num>
-  <w:num w:numId="3" w16cid:durableId="1872188925">
+  <w:num w:numId="3">
     <w:abstractNumId w:val="3"/>
   </w:num>
-  <w:num w:numId="4" w16cid:durableId="564266222">
+  <w:num w:numId="4">
     <w:abstractNumId w:val="1"/>
   </w:num>
-  <w:num w:numId="5" w16cid:durableId="1713116373">
+  <w:num w:numId="5">
     <w:abstractNumId w:val="15"/>
   </w:num>
-  <w:num w:numId="6" w16cid:durableId="1466660620">
+  <w:num w:numId="6">
     <w:abstractNumId w:val="12"/>
   </w:num>
-  <w:num w:numId="7" w16cid:durableId="611670008">
+  <w:num w:numId="7">
     <w:abstractNumId w:val="21"/>
   </w:num>
-  <w:num w:numId="8" w16cid:durableId="1678343463">
+  <w:num w:numId="8">
     <w:abstractNumId w:val="10"/>
   </w:num>
-  <w:num w:numId="9" w16cid:durableId="1579561661">
+  <w:num w:numId="9">
     <w:abstractNumId w:val="0"/>
   </w:num>
-  <w:num w:numId="10" w16cid:durableId="785388959">
+  <w:num w:numId="10">
     <w:abstractNumId w:val="7"/>
   </w:num>
-  <w:num w:numId="11" w16cid:durableId="2024628959">
+  <w:num w:numId="11">
     <w:abstractNumId w:val="11"/>
   </w:num>
-  <w:num w:numId="12" w16cid:durableId="1468013421">
+  <w:num w:numId="12">
     <w:abstractNumId w:val="6"/>
   </w:num>
-  <w:num w:numId="13" w16cid:durableId="672757753">
+  <w:num w:numId="13">
     <w:abstractNumId w:val="8"/>
   </w:num>
-  <w:num w:numId="14" w16cid:durableId="211385547">
+  <w:num w:numId="14">
     <w:abstractNumId w:val="4"/>
   </w:num>
-  <w:num w:numId="15" w16cid:durableId="876695562">
+  <w:num w:numId="15">
     <w:abstractNumId w:val="13"/>
   </w:num>
-  <w:num w:numId="16" w16cid:durableId="2088182750">
+  <w:num w:numId="16">
     <w:abstractNumId w:val="22"/>
   </w:num>
-  <w:num w:numId="17" w16cid:durableId="233593852">
+  <w:num w:numId="17">
     <w:abstractNumId w:val="9"/>
   </w:num>
-  <w:num w:numId="18" w16cid:durableId="373849172">
+  <w:num w:numId="18">
     <w:abstractNumId w:val="17"/>
   </w:num>
-  <w:num w:numId="19" w16cid:durableId="252974807">
+  <w:num w:numId="19">
     <w:abstractNumId w:val="18"/>
   </w:num>
-  <w:num w:numId="20" w16cid:durableId="159588591">
+  <w:num w:numId="20">
     <w:abstractNumId w:val="16"/>
   </w:num>
-  <w:num w:numId="21" w16cid:durableId="538513896">
+  <w:num w:numId="21">
     <w:abstractNumId w:val="14"/>
   </w:num>
-  <w:num w:numId="22" w16cid:durableId="548031077">
+  <w:num w:numId="22">
     <w:abstractNumId w:val="2"/>
   </w:num>
-  <w:num w:numId="23" w16cid:durableId="156846073">
+  <w:num w:numId="23">
     <w:abstractNumId w:val="5"/>
   </w:num>
 </w:numbering>
 </file>
 
 <file path=word/styles.xml><?xml version="1.0" encoding="utf-8"?>
-<w:styles xmlns:mc="http://schemas.openxmlformats.org/markup-compatibility/2006" xmlns:r="http://schemas.openxmlformats.org/officeDocument/2006/relationships" xmlns:w="http://schemas.openxmlformats.org/wordprocessingml/2006/main" xmlns:w14="http://schemas.microsoft.com/office/word/2010/wordml" xmlns:w15="http://schemas.microsoft.com/office/word/2012/wordml" xmlns:w16cex="http://schemas.microsoft.com/office/word/2018/wordml/cex" xmlns:w16cid="http://schemas.microsoft.com/office/word/2016/wordml/cid" xmlns:w16="http://schemas.microsoft.com/office/word/2018/wordml" xmlns:w16du="http://schemas.microsoft.com/office/word/2023/wordml/word16du" xmlns:w16sdtdh="http://schemas.microsoft.com/office/word/2020/wordml/sdtdatahash" xmlns:w16sdtfl="http://schemas.microsoft.com/office/word/2024/wordml/sdtformatlock" xmlns:w16se="http://schemas.microsoft.com/office/word/2015/wordml/symex" mc:Ignorable="w14 w15 w16se w16cid w16 w16cex w16sdtdh w16sdtfl w16du">
+<w:styles xmlns:mc="http://schemas.openxmlformats.org/markup-compatibility/2006" xmlns:r="http://schemas.openxmlformats.org/officeDocument/2006/relationships" xmlns:w="http://schemas.openxmlformats.org/wordprocessingml/2006/main" xmlns:w14="http://schemas.microsoft.com/office/word/2010/wordml" xmlns:w15="http://schemas.microsoft.com/office/word/2012/wordml" xmlns:w16se="http://schemas.microsoft.com/office/word/2015/wordml/symex" mc:Ignorable="w14 w15 w16se">
   <w:docDefaults>
     <w:rPrDefault>
       <w:rPr>
@@ -35603,7 +36076,7 @@
       </w:pPr>
     </w:pPrDefault>
   </w:docDefaults>
-  <w:latentStyles w:defLockedState="0" w:defUIPriority="99" w:defSemiHidden="0" w:defUnhideWhenUsed="0" w:defQFormat="0" w:count="376">
+  <w:latentStyles w:defLockedState="0" w:defUIPriority="99" w:defSemiHidden="0" w:defUnhideWhenUsed="0" w:defQFormat="0" w:count="371">
     <w:lsdException w:name="Normal" w:uiPriority="0" w:qFormat="1"/>
     <w:lsdException w:name="heading 1" w:uiPriority="9" w:qFormat="1"/>
     <w:lsdException w:name="heading 2" w:semiHidden="1" w:uiPriority="9" w:unhideWhenUsed="1" w:qFormat="1"/>
@@ -35975,11 +36448,6 @@
     <w:lsdException w:name="List Table 5 Dark Accent 6" w:uiPriority="50"/>
     <w:lsdException w:name="List Table 6 Colorful Accent 6" w:uiPriority="51"/>
     <w:lsdException w:name="List Table 7 Colorful Accent 6" w:uiPriority="52"/>
-    <w:lsdException w:name="Mention" w:semiHidden="1" w:unhideWhenUsed="1"/>
-    <w:lsdException w:name="Smart Hyperlink" w:semiHidden="1" w:unhideWhenUsed="1"/>
-    <w:lsdException w:name="Hashtag" w:semiHidden="1" w:unhideWhenUsed="1"/>
-    <w:lsdException w:name="Unresolved Mention" w:semiHidden="1" w:unhideWhenUsed="1"/>
-    <w:lsdException w:name="Smart Link" w:semiHidden="1" w:unhideWhenUsed="1"/>
   </w:latentStyles>
   <w:style w:type="paragraph" w:default="1" w:styleId="Normal">
     <w:name w:val="Normal"/>
@@ -36885,7 +37353,7 @@
 </file>
 
 <file path=customXml/itemProps1.xml><?xml version="1.0" encoding="utf-8"?>
-<ds:datastoreItem xmlns:ds="http://schemas.openxmlformats.org/officeDocument/2006/customXml" ds:itemID="{7D9BE835-A064-42C8-B1B2-C0DD2136E319}">
+<ds:datastoreItem xmlns:ds="http://schemas.openxmlformats.org/officeDocument/2006/customXml" ds:itemID="{0E4D8E35-D8A6-4CD3-BC3E-0DED85817DEB}">
   <ds:schemaRefs>
     <ds:schemaRef ds:uri="http://schemas.openxmlformats.org/officeDocument/2006/bibliography"/>
   </ds:schemaRefs>
